--- a/datasheet_gen/word_templates/IEC-FRM-504_CE.docx
+++ b/datasheet_gen/word_templates/IEC-FRM-504_CE.docx
@@ -431,6 +431,7 @@
       <w:tr>
         <w:trPr>
           <w:trHeight w:val="737"/>
+          <w:tblHeader/>
         </w:trPr>
         <w:tc>
           <w:tcPr>
@@ -1470,7 +1471,7 @@
           <w:p>
             <w:r/>
             <w:r>
-              <w:t>{{ classification_group }}</w:t>
+              <w:t>{{r classification_group }}</w:t>
             </w:r>
           </w:p>
         </w:tc>
@@ -1489,7 +1490,7 @@
           <w:p>
             <w:r/>
             <w:r>
-              <w:t>{{ classification_class }}</w:t>
+              <w:t>{{r classification_class }}</w:t>
             </w:r>
           </w:p>
         </w:tc>
@@ -2430,22 +2431,6 @@
           <w:lang w:val="en-US"/>
         </w:rPr>
       </w:pPr>
-    </w:p>
-    <w:p>
-      <w:pPr>
-        <w:spacing w:after="0"/>
-        <w:rPr>
-          <w:rFonts w:ascii="Arial" w:hAnsi="Arial" w:cs="Arial"/>
-          <w:lang w:val="en-US"/>
-        </w:rPr>
-      </w:pPr>
-      <w:r>
-        <w:rPr>
-          <w:rFonts w:ascii="Arial" w:hAnsi="Arial" w:cs="Arial"/>
-          <w:lang w:val="en-US"/>
-        </w:rPr>
-        <w:t>NA</w:t>
-      </w:r>
     </w:p>
     <w:p>
       <w:pPr>
@@ -3010,27 +2995,16 @@
     </w:p>
     <w:p>
       <w:pPr>
-        <w:spacing w:after="0"/>
-        <w:jc w:val="center"/>
-        <w:rPr>
-          <w:rFonts w:ascii="Arial" w:hAnsi="Arial" w:cs="Arial"/>
-          <w:color w:val="0070C0"/>
-          <w:lang w:val="en-US"/>
-        </w:rPr>
-      </w:pPr>
-      <w:r>
-        <w:rPr>
-          <w:rFonts w:ascii="Arial" w:hAnsi="Arial" w:cs="Arial"/>
-          <w:color w:val="0070C0"/>
-          <w:lang w:val="en-US"/>
-        </w:rPr>
-        <w:t>&lt; Plot Size should be 9cm X 16cm &gt;</w:t>
+        <w:spacing w:before="0" w:after="0"/>
+      </w:pPr>
+      <w:r>
+        <w:t>{{ plot_line }}</w:t>
       </w:r>
     </w:p>
     <w:p>
       <w:pPr>
         <w:pStyle w:val="Caption"/>
-        <w:spacing w:after="0"/>
+        <w:spacing w:after="0" w:before="0"/>
         <w:jc w:val="center"/>
         <w:rPr>
           <w:rFonts w:ascii="Arial" w:hAnsi="Arial" w:cs="Arial"/>
@@ -3321,11 +3295,6 @@
         <w:t>30MHz</w:t>
       </w:r>
       <w:bookmarkEnd w:id="134"/>
-    </w:p>
-    <w:p>
-      <w:r>
-        <w:t>{{ plot_line }}</w:t>
-      </w:r>
     </w:p>
     <w:p>
       <w:pPr>
@@ -3597,6 +3566,9 @@
         <w:gridCol w:w="1289"/>
       </w:tblGrid>
       <w:tr>
+        <w:trPr>
+          <w:tblHeader/>
+        </w:trPr>
         <w:tc>
           <w:tcPr>
             <w:tcW w:type="dxa" w:w="1289"/>
@@ -3865,8 +3837,16 @@
     </w:p>
     <w:p>
       <w:pPr>
+        <w:spacing w:before="0" w:after="0"/>
+      </w:pPr>
+      <w:r>
+        <w:t>{{ plot_neutral }}</w:t>
+      </w:r>
+    </w:p>
+    <w:p>
+      <w:pPr>
         <w:pStyle w:val="Caption"/>
-        <w:spacing w:after="0"/>
+        <w:spacing w:after="0" w:before="0"/>
         <w:jc w:val="center"/>
         <w:rPr>
           <w:rFonts w:ascii="Arial" w:hAnsi="Arial" w:cs="Arial"/>
@@ -4144,11 +4124,6 @@
         <w:t xml:space="preserve"> 30MHz</w:t>
       </w:r>
       <w:bookmarkEnd w:id="136"/>
-    </w:p>
-    <w:p>
-      <w:r>
-        <w:t>{{ plot_neutral }}</w:t>
-      </w:r>
     </w:p>
     <w:p>
       <w:pPr>
@@ -4446,6 +4421,9 @@
         <w:gridCol w:w="1289"/>
       </w:tblGrid>
       <w:tr>
+        <w:trPr>
+          <w:tblHeader/>
+        </w:trPr>
         <w:tc>
           <w:tcPr>
             <w:tcW w:type="dxa" w:w="1289"/>
@@ -4757,27 +4735,16 @@
     </w:p>
     <w:p>
       <w:pPr>
-        <w:spacing w:after="0"/>
-        <w:jc w:val="center"/>
-        <w:rPr>
-          <w:rFonts w:ascii="Arial" w:hAnsi="Arial" w:cs="Arial"/>
-          <w:color w:val="0070C0"/>
-          <w:lang w:val="en-US"/>
-        </w:rPr>
-      </w:pPr>
-      <w:r>
-        <w:rPr>
-          <w:rFonts w:ascii="Arial" w:hAnsi="Arial" w:cs="Arial"/>
-          <w:color w:val="0070C0"/>
-          <w:lang w:val="en-US"/>
-        </w:rPr>
-        <w:t>&lt; Photo Size should be 9cm X 14cm &gt;</w:t>
+        <w:spacing w:before="0" w:after="0"/>
+      </w:pPr>
+      <w:r>
+        <w:t>{{ photo_setup }}</w:t>
       </w:r>
     </w:p>
     <w:p>
       <w:pPr>
         <w:pStyle w:val="Caption"/>
-        <w:spacing w:after="0"/>
+        <w:spacing w:after="0" w:before="0"/>
         <w:jc w:val="center"/>
         <w:rPr>
           <w:rFonts w:ascii="Arial" w:hAnsi="Arial" w:cs="Arial"/>
@@ -4999,11 +4966,6 @@
         <w:t xml:space="preserve"> Port</w:t>
       </w:r>
       <w:bookmarkEnd w:id="139"/>
-    </w:p>
-    <w:p>
-      <w:r>
-        <w:t>{{ photo_setup }}</w:t>
-      </w:r>
     </w:p>
     <w:p>
       <w:pPr>
@@ -5069,6 +5031,7 @@
       <w:tr>
         <w:trPr>
           <w:trHeight w:val="567"/>
+          <w:tblHeader/>
         </w:trPr>
         <w:tc>
           <w:tcPr>

--- a/datasheet_gen/word_templates/IEC-FRM-504_CE.docx
+++ b/datasheet_gen/word_templates/IEC-FRM-504_CE.docx
@@ -2779,22 +2779,9 @@
             <w:vAlign w:val="center"/>
           </w:tcPr>
           <w:p>
-            <w:pPr>
-              <w:tabs>
-                <w:tab w:val="left" w:pos="1850"/>
-              </w:tabs>
-              <w:jc w:val="center"/>
-              <w:rPr>
-                <w:rFonts w:ascii="Arial" w:hAnsi="Arial" w:cs="Arial"/>
-                <w:lang w:val="en-US"/>
-              </w:rPr>
-            </w:pPr>
-            <w:r>
-              <w:rPr>
-                <w:rFonts w:ascii="Arial" w:hAnsi="Arial" w:cs="Arial"/>
-                <w:lang w:val="en-US"/>
-              </w:rPr>
-              <w:t>0.50 to 30</w:t>
+            <w:r/>
+            <w:r>
+              <w:t>0.50 to 5</w:t>
             </w:r>
           </w:p>
         </w:tc>
@@ -2806,7 +2793,7 @@
           <w:p>
             <w:r/>
             <w:r>
-              <w:t>{{ limit_qp_050_30 }}</w:t>
+              <w:t>{{ limit_qp_050_5 }}</w:t>
             </w:r>
           </w:p>
         </w:tc>
@@ -2818,7 +2805,48 @@
           <w:p>
             <w:r/>
             <w:r>
-              <w:t>{{ limit_avg_050_30 }}</w:t>
+              <w:t>{{ limit_avg_050_5 }}</w:t>
+            </w:r>
+          </w:p>
+        </w:tc>
+      </w:tr>
+      <w:tr>
+        <w:trPr>
+          <w:trHeight w:val="340"/>
+        </w:trPr>
+        <w:tc>
+          <w:tcPr>
+            <w:tcW w:w="3005" w:type="dxa"/>
+            <w:vAlign w:val="center"/>
+          </w:tcPr>
+          <w:p>
+            <w:r/>
+            <w:r>
+              <w:t>5 to 30</w:t>
+            </w:r>
+          </w:p>
+        </w:tc>
+        <w:tc>
+          <w:tcPr>
+            <w:tcW w:w="3005" w:type="dxa"/>
+            <w:vAlign w:val="center"/>
+          </w:tcPr>
+          <w:p>
+            <w:r/>
+            <w:r>
+              <w:t>{{ limit_qp_5_30 }}</w:t>
+            </w:r>
+          </w:p>
+        </w:tc>
+        <w:tc>
+          <w:tcPr>
+            <w:tcW w:w="3006" w:type="dxa"/>
+            <w:vAlign w:val="center"/>
+          </w:tcPr>
+          <w:p>
+            <w:r/>
+            <w:r>
+              <w:t>{{ limit_avg_5_30 }}</w:t>
             </w:r>
           </w:p>
         </w:tc>

--- a/datasheet_gen/word_templates/IEC-FRM-504_CE.docx
+++ b/datasheet_gen/word_templates/IEC-FRM-504_CE.docx
@@ -2097,7 +2097,7 @@
           <w:p>
             <w:r/>
             <w:r>
-              <w:t>{{ eut_configuration }}</w:t>
+              <w:t>{{r eut_config_tabletop }}</w:t>
             </w:r>
           </w:p>
         </w:tc>
@@ -2114,7 +2114,9 @@
           </w:tcPr>
           <w:p>
             <w:r/>
-            <w:r/>
+            <w:r>
+              <w:t>{{r eut_config_floor }}</w:t>
+            </w:r>
           </w:p>
         </w:tc>
       </w:tr>
@@ -2927,7 +2929,7 @@
         </w:rPr>
       </w:pPr>
       <w:r>
-        <w:t>{{ test_procedure }}</w:t>
+        <w:t>{{r test_procedure }}</w:t>
       </w:r>
     </w:p>
     <w:p>
@@ -3585,13 +3587,14 @@
         <w:tblLook w:firstColumn="1" w:firstRow="1" w:lastColumn="0" w:lastRow="0" w:noHBand="0" w:noVBand="1" w:val="04A0"/>
       </w:tblPr>
       <w:tblGrid>
-        <w:gridCol w:w="1289"/>
-        <w:gridCol w:w="1289"/>
-        <w:gridCol w:w="1289"/>
-        <w:gridCol w:w="1289"/>
-        <w:gridCol w:w="1289"/>
-        <w:gridCol w:w="1289"/>
-        <w:gridCol w:w="1289"/>
+        <w:gridCol w:w="1128"/>
+        <w:gridCol w:w="1128"/>
+        <w:gridCol w:w="1128"/>
+        <w:gridCol w:w="1128"/>
+        <w:gridCol w:w="1128"/>
+        <w:gridCol w:w="1128"/>
+        <w:gridCol w:w="1128"/>
+        <w:gridCol w:w="1128"/>
       </w:tblGrid>
       <w:tr>
         <w:trPr>
@@ -3599,7 +3602,7 @@
         </w:trPr>
         <w:tc>
           <w:tcPr>
-            <w:tcW w:type="dxa" w:w="1289"/>
+            <w:tcW w:type="dxa" w:w="1128"/>
           </w:tcPr>
           <w:p>
             <w:r/>
@@ -3610,67 +3613,78 @@
         </w:tc>
         <w:tc>
           <w:tcPr>
-            <w:tcW w:type="dxa" w:w="1289"/>
+            <w:tcW w:type="dxa" w:w="1128"/>
           </w:tcPr>
           <w:p>
             <w:r/>
             <w:r>
-              <w:t>QP (dBuV)</w:t>
-            </w:r>
-          </w:p>
-        </w:tc>
-        <w:tc>
-          <w:tcPr>
-            <w:tcW w:type="dxa" w:w="1289"/>
+              <w:t>Q-peak (dBµV)</w:t>
+            </w:r>
+          </w:p>
+        </w:tc>
+        <w:tc>
+          <w:tcPr>
+            <w:tcW w:type="dxa" w:w="1128"/>
           </w:tcPr>
           <w:p>
             <w:r/>
             <w:r>
-              <w:t>QP Limit</w:t>
-            </w:r>
-          </w:p>
-        </w:tc>
-        <w:tc>
-          <w:tcPr>
-            <w:tcW w:type="dxa" w:w="1289"/>
+              <w:t>Limit (dBµV)</w:t>
+            </w:r>
+          </w:p>
+        </w:tc>
+        <w:tc>
+          <w:tcPr>
+            <w:tcW w:type="dxa" w:w="1128"/>
           </w:tcPr>
           <w:p>
             <w:r/>
             <w:r>
-              <w:t>QP Margin</w:t>
-            </w:r>
-          </w:p>
-        </w:tc>
-        <w:tc>
-          <w:tcPr>
-            <w:tcW w:type="dxa" w:w="1289"/>
+              <w:t>Margin (dB)</w:t>
+            </w:r>
+          </w:p>
+        </w:tc>
+        <w:tc>
+          <w:tcPr>
+            <w:tcW w:type="dxa" w:w="1128"/>
           </w:tcPr>
           <w:p>
             <w:r/>
             <w:r>
-              <w:t>Avg (dBuV)</w:t>
-            </w:r>
-          </w:p>
-        </w:tc>
-        <w:tc>
-          <w:tcPr>
-            <w:tcW w:type="dxa" w:w="1289"/>
+              <w:t>Frequency (MHz)</w:t>
+            </w:r>
+          </w:p>
+        </w:tc>
+        <w:tc>
+          <w:tcPr>
+            <w:tcW w:type="dxa" w:w="1128"/>
           </w:tcPr>
           <w:p>
             <w:r/>
             <w:r>
-              <w:t>Avg Limit</w:t>
-            </w:r>
-          </w:p>
-        </w:tc>
-        <w:tc>
-          <w:tcPr>
-            <w:tcW w:type="dxa" w:w="1289"/>
+              <w:t>Average (dBµV)</w:t>
+            </w:r>
+          </w:p>
+        </w:tc>
+        <w:tc>
+          <w:tcPr>
+            <w:tcW w:type="dxa" w:w="1128"/>
           </w:tcPr>
           <w:p>
             <w:r/>
             <w:r>
-              <w:t>Avg Margin</w:t>
+              <w:t>Limit (dBµV)</w:t>
+            </w:r>
+          </w:p>
+        </w:tc>
+        <w:tc>
+          <w:tcPr>
+            <w:tcW w:type="dxa" w:w="1128"/>
+          </w:tcPr>
+          <w:p>
+            <w:r/>
+            <w:r>
+              <w:t>Margin (dB)</w:t>
             </w:r>
           </w:p>
         </w:tc>
@@ -3678,7 +3692,7 @@
       <w:tr>
         <w:tc>
           <w:tcPr>
-            <w:tcW w:type="dxa" w:w="1289"/>
+            <w:tcW w:type="dxa" w:w="1128"/>
           </w:tcPr>
           <w:p>
             <w:r/>
@@ -3689,37 +3703,43 @@
         </w:tc>
         <w:tc>
           <w:tcPr>
-            <w:tcW w:type="dxa" w:w="1289"/>
+            <w:tcW w:type="dxa" w:w="1128"/>
           </w:tcPr>
           <w:p/>
         </w:tc>
         <w:tc>
           <w:tcPr>
-            <w:tcW w:type="dxa" w:w="1289"/>
+            <w:tcW w:type="dxa" w:w="1128"/>
           </w:tcPr>
           <w:p/>
         </w:tc>
         <w:tc>
           <w:tcPr>
-            <w:tcW w:type="dxa" w:w="1289"/>
+            <w:tcW w:type="dxa" w:w="1128"/>
           </w:tcPr>
           <w:p/>
         </w:tc>
         <w:tc>
           <w:tcPr>
-            <w:tcW w:type="dxa" w:w="1289"/>
+            <w:tcW w:type="dxa" w:w="1128"/>
           </w:tcPr>
           <w:p/>
         </w:tc>
         <w:tc>
           <w:tcPr>
-            <w:tcW w:type="dxa" w:w="1289"/>
+            <w:tcW w:type="dxa" w:w="1128"/>
           </w:tcPr>
           <w:p/>
         </w:tc>
         <w:tc>
           <w:tcPr>
-            <w:tcW w:type="dxa" w:w="1289"/>
+            <w:tcW w:type="dxa" w:w="1128"/>
+          </w:tcPr>
+          <w:p/>
+        </w:tc>
+        <w:tc>
+          <w:tcPr>
+            <w:tcW w:type="dxa" w:w="1128"/>
           </w:tcPr>
           <w:p/>
         </w:tc>
@@ -3727,18 +3747,18 @@
       <w:tr>
         <w:tc>
           <w:tcPr>
-            <w:tcW w:type="dxa" w:w="1289"/>
+            <w:tcW w:type="dxa" w:w="1128"/>
           </w:tcPr>
           <w:p>
             <w:r/>
             <w:r>
-              <w:t>{{ r.freq }}</w:t>
-            </w:r>
-          </w:p>
-        </w:tc>
-        <w:tc>
-          <w:tcPr>
-            <w:tcW w:type="dxa" w:w="1289"/>
+              <w:t>{{ r.qp_freq }}</w:t>
+            </w:r>
+          </w:p>
+        </w:tc>
+        <w:tc>
+          <w:tcPr>
+            <w:tcW w:type="dxa" w:w="1128"/>
           </w:tcPr>
           <w:p>
             <w:r/>
@@ -3749,7 +3769,7 @@
         </w:tc>
         <w:tc>
           <w:tcPr>
-            <w:tcW w:type="dxa" w:w="1289"/>
+            <w:tcW w:type="dxa" w:w="1128"/>
           </w:tcPr>
           <w:p>
             <w:r/>
@@ -3760,7 +3780,7 @@
         </w:tc>
         <w:tc>
           <w:tcPr>
-            <w:tcW w:type="dxa" w:w="1289"/>
+            <w:tcW w:type="dxa" w:w="1128"/>
           </w:tcPr>
           <w:p>
             <w:r/>
@@ -3771,18 +3791,29 @@
         </w:tc>
         <w:tc>
           <w:tcPr>
-            <w:tcW w:type="dxa" w:w="1289"/>
+            <w:tcW w:type="dxa" w:w="1128"/>
           </w:tcPr>
           <w:p>
             <w:r/>
             <w:r>
+              <w:t>{{ r.avg_freq }}</w:t>
+            </w:r>
+          </w:p>
+        </w:tc>
+        <w:tc>
+          <w:tcPr>
+            <w:tcW w:type="dxa" w:w="1128"/>
+          </w:tcPr>
+          <w:p>
+            <w:r/>
+            <w:r>
               <w:t>{{ r.avg }}</w:t>
             </w:r>
           </w:p>
         </w:tc>
         <w:tc>
           <w:tcPr>
-            <w:tcW w:type="dxa" w:w="1289"/>
+            <w:tcW w:type="dxa" w:w="1128"/>
           </w:tcPr>
           <w:p>
             <w:r/>
@@ -3793,7 +3824,7 @@
         </w:tc>
         <w:tc>
           <w:tcPr>
-            <w:tcW w:type="dxa" w:w="1289"/>
+            <w:tcW w:type="dxa" w:w="1128"/>
           </w:tcPr>
           <w:p>
             <w:r/>
@@ -3806,7 +3837,7 @@
       <w:tr>
         <w:tc>
           <w:tcPr>
-            <w:tcW w:type="dxa" w:w="1289"/>
+            <w:tcW w:type="dxa" w:w="1128"/>
           </w:tcPr>
           <w:p>
             <w:r/>
@@ -3817,37 +3848,43 @@
         </w:tc>
         <w:tc>
           <w:tcPr>
-            <w:tcW w:type="dxa" w:w="1289"/>
+            <w:tcW w:type="dxa" w:w="1128"/>
           </w:tcPr>
           <w:p/>
         </w:tc>
         <w:tc>
           <w:tcPr>
-            <w:tcW w:type="dxa" w:w="1289"/>
+            <w:tcW w:type="dxa" w:w="1128"/>
           </w:tcPr>
           <w:p/>
         </w:tc>
         <w:tc>
           <w:tcPr>
-            <w:tcW w:type="dxa" w:w="1289"/>
+            <w:tcW w:type="dxa" w:w="1128"/>
           </w:tcPr>
           <w:p/>
         </w:tc>
         <w:tc>
           <w:tcPr>
-            <w:tcW w:type="dxa" w:w="1289"/>
+            <w:tcW w:type="dxa" w:w="1128"/>
           </w:tcPr>
           <w:p/>
         </w:tc>
         <w:tc>
           <w:tcPr>
-            <w:tcW w:type="dxa" w:w="1289"/>
+            <w:tcW w:type="dxa" w:w="1128"/>
           </w:tcPr>
           <w:p/>
         </w:tc>
         <w:tc>
           <w:tcPr>
-            <w:tcW w:type="dxa" w:w="1289"/>
+            <w:tcW w:type="dxa" w:w="1128"/>
+          </w:tcPr>
+          <w:p/>
+        </w:tc>
+        <w:tc>
+          <w:tcPr>
+            <w:tcW w:type="dxa" w:w="1128"/>
           </w:tcPr>
           <w:p/>
         </w:tc>
@@ -4440,13 +4477,14 @@
         <w:tblLook w:firstColumn="1" w:firstRow="1" w:lastColumn="0" w:lastRow="0" w:noHBand="0" w:noVBand="1" w:val="04A0"/>
       </w:tblPr>
       <w:tblGrid>
-        <w:gridCol w:w="1289"/>
-        <w:gridCol w:w="1289"/>
-        <w:gridCol w:w="1289"/>
-        <w:gridCol w:w="1289"/>
-        <w:gridCol w:w="1289"/>
-        <w:gridCol w:w="1289"/>
-        <w:gridCol w:w="1289"/>
+        <w:gridCol w:w="1128"/>
+        <w:gridCol w:w="1128"/>
+        <w:gridCol w:w="1128"/>
+        <w:gridCol w:w="1128"/>
+        <w:gridCol w:w="1128"/>
+        <w:gridCol w:w="1128"/>
+        <w:gridCol w:w="1128"/>
+        <w:gridCol w:w="1128"/>
       </w:tblGrid>
       <w:tr>
         <w:trPr>
@@ -4454,7 +4492,7 @@
         </w:trPr>
         <w:tc>
           <w:tcPr>
-            <w:tcW w:type="dxa" w:w="1289"/>
+            <w:tcW w:type="dxa" w:w="1128"/>
           </w:tcPr>
           <w:p>
             <w:r/>
@@ -4465,67 +4503,78 @@
         </w:tc>
         <w:tc>
           <w:tcPr>
-            <w:tcW w:type="dxa" w:w="1289"/>
+            <w:tcW w:type="dxa" w:w="1128"/>
           </w:tcPr>
           <w:p>
             <w:r/>
             <w:r>
-              <w:t>QP (dBuV)</w:t>
-            </w:r>
-          </w:p>
-        </w:tc>
-        <w:tc>
-          <w:tcPr>
-            <w:tcW w:type="dxa" w:w="1289"/>
+              <w:t>Q-peak (dBµV)</w:t>
+            </w:r>
+          </w:p>
+        </w:tc>
+        <w:tc>
+          <w:tcPr>
+            <w:tcW w:type="dxa" w:w="1128"/>
           </w:tcPr>
           <w:p>
             <w:r/>
             <w:r>
-              <w:t>QP Limit</w:t>
-            </w:r>
-          </w:p>
-        </w:tc>
-        <w:tc>
-          <w:tcPr>
-            <w:tcW w:type="dxa" w:w="1289"/>
+              <w:t>Limit (dBµV)</w:t>
+            </w:r>
+          </w:p>
+        </w:tc>
+        <w:tc>
+          <w:tcPr>
+            <w:tcW w:type="dxa" w:w="1128"/>
           </w:tcPr>
           <w:p>
             <w:r/>
             <w:r>
-              <w:t>QP Margin</w:t>
-            </w:r>
-          </w:p>
-        </w:tc>
-        <w:tc>
-          <w:tcPr>
-            <w:tcW w:type="dxa" w:w="1289"/>
+              <w:t>Margin (dB)</w:t>
+            </w:r>
+          </w:p>
+        </w:tc>
+        <w:tc>
+          <w:tcPr>
+            <w:tcW w:type="dxa" w:w="1128"/>
           </w:tcPr>
           <w:p>
             <w:r/>
             <w:r>
-              <w:t>Avg (dBuV)</w:t>
-            </w:r>
-          </w:p>
-        </w:tc>
-        <w:tc>
-          <w:tcPr>
-            <w:tcW w:type="dxa" w:w="1289"/>
+              <w:t>Frequency (MHz)</w:t>
+            </w:r>
+          </w:p>
+        </w:tc>
+        <w:tc>
+          <w:tcPr>
+            <w:tcW w:type="dxa" w:w="1128"/>
           </w:tcPr>
           <w:p>
             <w:r/>
             <w:r>
-              <w:t>Avg Limit</w:t>
-            </w:r>
-          </w:p>
-        </w:tc>
-        <w:tc>
-          <w:tcPr>
-            <w:tcW w:type="dxa" w:w="1289"/>
+              <w:t>Average (dBµV)</w:t>
+            </w:r>
+          </w:p>
+        </w:tc>
+        <w:tc>
+          <w:tcPr>
+            <w:tcW w:type="dxa" w:w="1128"/>
           </w:tcPr>
           <w:p>
             <w:r/>
             <w:r>
-              <w:t>Avg Margin</w:t>
+              <w:t>Limit (dBµV)</w:t>
+            </w:r>
+          </w:p>
+        </w:tc>
+        <w:tc>
+          <w:tcPr>
+            <w:tcW w:type="dxa" w:w="1128"/>
+          </w:tcPr>
+          <w:p>
+            <w:r/>
+            <w:r>
+              <w:t>Margin (dB)</w:t>
             </w:r>
           </w:p>
         </w:tc>
@@ -4533,7 +4582,7 @@
       <w:tr>
         <w:tc>
           <w:tcPr>
-            <w:tcW w:type="dxa" w:w="1289"/>
+            <w:tcW w:type="dxa" w:w="1128"/>
           </w:tcPr>
           <w:p>
             <w:r/>
@@ -4544,37 +4593,43 @@
         </w:tc>
         <w:tc>
           <w:tcPr>
-            <w:tcW w:type="dxa" w:w="1289"/>
+            <w:tcW w:type="dxa" w:w="1128"/>
           </w:tcPr>
           <w:p/>
         </w:tc>
         <w:tc>
           <w:tcPr>
-            <w:tcW w:type="dxa" w:w="1289"/>
+            <w:tcW w:type="dxa" w:w="1128"/>
           </w:tcPr>
           <w:p/>
         </w:tc>
         <w:tc>
           <w:tcPr>
-            <w:tcW w:type="dxa" w:w="1289"/>
+            <w:tcW w:type="dxa" w:w="1128"/>
           </w:tcPr>
           <w:p/>
         </w:tc>
         <w:tc>
           <w:tcPr>
-            <w:tcW w:type="dxa" w:w="1289"/>
+            <w:tcW w:type="dxa" w:w="1128"/>
           </w:tcPr>
           <w:p/>
         </w:tc>
         <w:tc>
           <w:tcPr>
-            <w:tcW w:type="dxa" w:w="1289"/>
+            <w:tcW w:type="dxa" w:w="1128"/>
           </w:tcPr>
           <w:p/>
         </w:tc>
         <w:tc>
           <w:tcPr>
-            <w:tcW w:type="dxa" w:w="1289"/>
+            <w:tcW w:type="dxa" w:w="1128"/>
+          </w:tcPr>
+          <w:p/>
+        </w:tc>
+        <w:tc>
+          <w:tcPr>
+            <w:tcW w:type="dxa" w:w="1128"/>
           </w:tcPr>
           <w:p/>
         </w:tc>
@@ -4582,18 +4637,18 @@
       <w:tr>
         <w:tc>
           <w:tcPr>
-            <w:tcW w:type="dxa" w:w="1289"/>
+            <w:tcW w:type="dxa" w:w="1128"/>
           </w:tcPr>
           <w:p>
             <w:r/>
             <w:r>
-              <w:t>{{ r.freq }}</w:t>
-            </w:r>
-          </w:p>
-        </w:tc>
-        <w:tc>
-          <w:tcPr>
-            <w:tcW w:type="dxa" w:w="1289"/>
+              <w:t>{{ r.qp_freq }}</w:t>
+            </w:r>
+          </w:p>
+        </w:tc>
+        <w:tc>
+          <w:tcPr>
+            <w:tcW w:type="dxa" w:w="1128"/>
           </w:tcPr>
           <w:p>
             <w:r/>
@@ -4604,7 +4659,7 @@
         </w:tc>
         <w:tc>
           <w:tcPr>
-            <w:tcW w:type="dxa" w:w="1289"/>
+            <w:tcW w:type="dxa" w:w="1128"/>
           </w:tcPr>
           <w:p>
             <w:r/>
@@ -4615,7 +4670,7 @@
         </w:tc>
         <w:tc>
           <w:tcPr>
-            <w:tcW w:type="dxa" w:w="1289"/>
+            <w:tcW w:type="dxa" w:w="1128"/>
           </w:tcPr>
           <w:p>
             <w:r/>
@@ -4626,18 +4681,29 @@
         </w:tc>
         <w:tc>
           <w:tcPr>
-            <w:tcW w:type="dxa" w:w="1289"/>
+            <w:tcW w:type="dxa" w:w="1128"/>
           </w:tcPr>
           <w:p>
             <w:r/>
             <w:r>
+              <w:t>{{ r.avg_freq }}</w:t>
+            </w:r>
+          </w:p>
+        </w:tc>
+        <w:tc>
+          <w:tcPr>
+            <w:tcW w:type="dxa" w:w="1128"/>
+          </w:tcPr>
+          <w:p>
+            <w:r/>
+            <w:r>
               <w:t>{{ r.avg }}</w:t>
             </w:r>
           </w:p>
         </w:tc>
         <w:tc>
           <w:tcPr>
-            <w:tcW w:type="dxa" w:w="1289"/>
+            <w:tcW w:type="dxa" w:w="1128"/>
           </w:tcPr>
           <w:p>
             <w:r/>
@@ -4648,7 +4714,7 @@
         </w:tc>
         <w:tc>
           <w:tcPr>
-            <w:tcW w:type="dxa" w:w="1289"/>
+            <w:tcW w:type="dxa" w:w="1128"/>
           </w:tcPr>
           <w:p>
             <w:r/>
@@ -4661,7 +4727,7 @@
       <w:tr>
         <w:tc>
           <w:tcPr>
-            <w:tcW w:type="dxa" w:w="1289"/>
+            <w:tcW w:type="dxa" w:w="1128"/>
           </w:tcPr>
           <w:p>
             <w:r/>
@@ -4672,37 +4738,43 @@
         </w:tc>
         <w:tc>
           <w:tcPr>
-            <w:tcW w:type="dxa" w:w="1289"/>
+            <w:tcW w:type="dxa" w:w="1128"/>
           </w:tcPr>
           <w:p/>
         </w:tc>
         <w:tc>
           <w:tcPr>
-            <w:tcW w:type="dxa" w:w="1289"/>
+            <w:tcW w:type="dxa" w:w="1128"/>
           </w:tcPr>
           <w:p/>
         </w:tc>
         <w:tc>
           <w:tcPr>
-            <w:tcW w:type="dxa" w:w="1289"/>
+            <w:tcW w:type="dxa" w:w="1128"/>
           </w:tcPr>
           <w:p/>
         </w:tc>
         <w:tc>
           <w:tcPr>
-            <w:tcW w:type="dxa" w:w="1289"/>
+            <w:tcW w:type="dxa" w:w="1128"/>
           </w:tcPr>
           <w:p/>
         </w:tc>
         <w:tc>
           <w:tcPr>
-            <w:tcW w:type="dxa" w:w="1289"/>
+            <w:tcW w:type="dxa" w:w="1128"/>
           </w:tcPr>
           <w:p/>
         </w:tc>
         <w:tc>
           <w:tcPr>
-            <w:tcW w:type="dxa" w:w="1289"/>
+            <w:tcW w:type="dxa" w:w="1128"/>
+          </w:tcPr>
+          <w:p/>
+        </w:tc>
+        <w:tc>
+          <w:tcPr>
+            <w:tcW w:type="dxa" w:w="1128"/>
           </w:tcPr>
           <w:p/>
         </w:tc>
@@ -5552,7 +5624,7 @@
         </w:rPr>
       </w:pPr>
       <w:r>
-        <w:t>Conducted Emissions from the EUT as per Class {{ result_class }} limit: {{ overall_result }}</w:t>
+        <w:t>Conducted Emissions from the EUT as per {{r result_class_label }} limit: {{r result_checkbox }}</w:t>
       </w:r>
     </w:p>
     <w:p>

--- a/datasheet_gen/word_templates/IEC-FRM-504_CE.docx
+++ b/datasheet_gen/word_templates/IEC-FRM-504_CE.docx
@@ -2731,7 +2731,7 @@
               <w:tabs>
                 <w:tab w:val="left" w:pos="1850"/>
               </w:tabs>
-              <w:jc w:val="center"/>
+              <w:jc w:val="left"/>
               <w:rPr>
                 <w:rFonts w:ascii="Arial" w:hAnsi="Arial" w:cs="Arial"/>
                 <w:lang w:val="en-US"/>

--- a/datasheet_gen/word_templates/IEC-FRM-504_CE.docx
+++ b/datasheet_gen/word_templates/IEC-FRM-504_CE.docx
@@ -1159,6 +1159,89 @@
       </w:r>
     </w:p>
     <w:p>
+      <w:r>
+        <w:rPr>
+          <w:b/>
+        </w:rPr>
+        <w:t>Line:</w:t>
+      </w:r>
+    </w:p>
+    <w:p>
+      <w:r>
+        <w:t>{{ func_line }}</w:t>
+      </w:r>
+    </w:p>
+    <w:p>
+      <w:r>
+        <w:rPr>
+          <w:b/>
+        </w:rPr>
+        <w:t>Neutral:</w:t>
+      </w:r>
+    </w:p>
+    <w:p>
+      <w:r>
+        <w:t>{{ func_neutral }}</w:t>
+      </w:r>
+    </w:p>
+    <w:p>
+      <w:pPr>
+        <w:pStyle w:val="Heading2"/>
+        <w:numPr>
+          <w:ilvl w:val="1"/>
+          <w:numId w:val="6"/>
+        </w:numPr>
+        <w:spacing w:before="0"/>
+        <w:rPr>
+          <w:rFonts w:ascii="Arial" w:hAnsi="Arial" w:cs="Arial"/>
+          <w:b/>
+          <w:bCs/>
+          <w:color w:val="auto"/>
+          <w:sz w:val="22"/>
+          <w:szCs w:val="22"/>
+          <w:lang w:val="en-US"/>
+        </w:rPr>
+      </w:pPr>
+      <w:r>
+        <w:rPr>
+          <w:rFonts w:ascii="Arial" w:hAnsi="Arial" w:cs="Arial"/>
+          <w:b/>
+          <w:bCs/>
+          <w:color w:val="auto"/>
+          <w:sz w:val="22"/>
+          <w:szCs w:val="22"/>
+          <w:lang w:val="en-US"/>
+        </w:rPr>
+        <w:t>AMBIENT</w:t>
+      </w:r>
+    </w:p>
+    <w:p>
+      <w:r>
+        <w:rPr>
+          <w:b/>
+        </w:rPr>
+        <w:t>Line:</w:t>
+      </w:r>
+    </w:p>
+    <w:p>
+      <w:r>
+        <w:t>{{ ambient_line }}</w:t>
+      </w:r>
+    </w:p>
+    <w:p>
+      <w:r>
+        <w:rPr>
+          <w:b/>
+        </w:rPr>
+        <w:t>Neutral:</w:t>
+      </w:r>
+    </w:p>
+    <w:p>
+      <w:r>
+        <w:t>{{ ambient_neutral }}</w:t>
+      </w:r>
+    </w:p>
+    <w:p>
       <w:pPr>
         <w:rPr>
           <w:rFonts w:ascii="Arial" w:hAnsi="Arial" w:cs="Arial"/>
@@ -3024,11 +3107,24 @@
       </w:pPr>
     </w:p>
     <w:p>
+      <w:r>
+        <w:t>{%p for rec in measurement_records %}</w:t>
+      </w:r>
+    </w:p>
+    <w:p>
+      <w:r>
+        <w:rPr>
+          <w:b/>
+        </w:rPr>
+        <w:t>{{ rec.label }}</w:t>
+      </w:r>
+    </w:p>
+    <w:p>
       <w:pPr>
         <w:spacing w:before="0" w:after="0"/>
       </w:pPr>
       <w:r>
-        <w:t>{{ plot_line }}</w:t>
+        <w:t>{{ rec.plot_line }}</w:t>
       </w:r>
     </w:p>
     <w:p>
@@ -3697,7 +3793,7 @@
           <w:p>
             <w:r/>
             <w:r>
-              <w:t>{%tr for r in line_rows %}</w:t>
+              <w:t>{%tr for r in rec.line_rows %}</w:t>
             </w:r>
           </w:p>
         </w:tc>
@@ -3905,7 +4001,7 @@
         <w:spacing w:before="0" w:after="0"/>
       </w:pPr>
       <w:r>
-        <w:t>{{ plot_neutral }}</w:t>
+        <w:t>{{ rec.plot_neutral }}</w:t>
       </w:r>
     </w:p>
     <w:p>
@@ -4587,7 +4683,7 @@
           <w:p>
             <w:r/>
             <w:r>
-              <w:t>{%tr for r in neutral_rows %}</w:t>
+              <w:t>{%tr for r in rec.neutral_rows %}</w:t>
             </w:r>
           </w:p>
         </w:tc>
@@ -4780,6 +4876,11 @@
         </w:tc>
       </w:tr>
     </w:tbl>
+    <w:p>
+      <w:r>
+        <w:t>{%p endfor %}</w:t>
+      </w:r>
+    </w:p>
     <w:p>
       <w:pPr>
         <w:spacing w:after="0"/>

--- a/datasheet_gen/word_templates/IEC-FRM-504_CE.docx
+++ b/datasheet_gen/word_templates/IEC-FRM-504_CE.docx
@@ -3144,283 +3144,19 @@
         </w:rPr>
       </w:pPr>
       <w:bookmarkStart w:id="134" w:name="_Toc225977162"/>
+      <w:proofErr w:type="spellStart"/>
+      <w:proofErr w:type="spellEnd"/>
+      <w:bookmarkEnd w:id="134"/>
       <w:r>
         <w:rPr>
-          <w:rFonts w:ascii="Arial" w:hAnsi="Arial" w:cs="Arial"/>
+          <w:rFonts w:ascii="Arial" w:hAnsi="Arial"/>
           <w:b/>
-          <w:bCs/>
           <w:i w:val="0"/>
-          <w:iCs w:val="0"/>
-          <w:color w:val="auto"/>
+          <w:color w:val="000000"/>
           <w:sz w:val="20"/>
-          <w:szCs w:val="20"/>
-        </w:rPr>
-        <w:t xml:space="preserve">Figure </w:t>
+        </w:rPr>
+        <w:t>{{ rec.line_caption }}</w:t>
       </w:r>
-      <w:r>
-        <w:rPr>
-          <w:rFonts w:ascii="Arial" w:hAnsi="Arial" w:cs="Arial"/>
-          <w:b/>
-          <w:bCs/>
-          <w:i w:val="0"/>
-          <w:iCs w:val="0"/>
-          <w:color w:val="auto"/>
-          <w:sz w:val="20"/>
-          <w:szCs w:val="20"/>
-        </w:rPr>
-        <w:fldChar w:fldCharType="begin"/>
-      </w:r>
-      <w:r>
-        <w:rPr>
-          <w:rFonts w:ascii="Arial" w:hAnsi="Arial" w:cs="Arial"/>
-          <w:b/>
-          <w:bCs/>
-          <w:i w:val="0"/>
-          <w:iCs w:val="0"/>
-          <w:color w:val="auto"/>
-          <w:sz w:val="20"/>
-          <w:szCs w:val="20"/>
-        </w:rPr>
-        <w:instrText xml:space="preserve"> SEQ Figure \* ARABIC </w:instrText>
-      </w:r>
-      <w:r>
-        <w:rPr>
-          <w:rFonts w:ascii="Arial" w:hAnsi="Arial" w:cs="Arial"/>
-          <w:b/>
-          <w:bCs/>
-          <w:i w:val="0"/>
-          <w:iCs w:val="0"/>
-          <w:color w:val="auto"/>
-          <w:sz w:val="20"/>
-          <w:szCs w:val="20"/>
-        </w:rPr>
-        <w:fldChar w:fldCharType="separate"/>
-      </w:r>
-      <w:r>
-        <w:rPr>
-          <w:rFonts w:ascii="Arial" w:hAnsi="Arial" w:cs="Arial"/>
-          <w:b/>
-          <w:bCs/>
-          <w:i w:val="0"/>
-          <w:iCs w:val="0"/>
-          <w:noProof/>
-          <w:color w:val="auto"/>
-          <w:sz w:val="20"/>
-          <w:szCs w:val="20"/>
-        </w:rPr>
-        <w:t>1</w:t>
-      </w:r>
-      <w:r>
-        <w:rPr>
-          <w:rFonts w:ascii="Arial" w:hAnsi="Arial" w:cs="Arial"/>
-          <w:b/>
-          <w:bCs/>
-          <w:i w:val="0"/>
-          <w:iCs w:val="0"/>
-          <w:color w:val="auto"/>
-          <w:sz w:val="20"/>
-          <w:szCs w:val="20"/>
-        </w:rPr>
-        <w:fldChar w:fldCharType="end"/>
-      </w:r>
-      <w:r>
-        <w:rPr>
-          <w:rFonts w:ascii="Arial" w:hAnsi="Arial" w:cs="Arial"/>
-          <w:b/>
-          <w:bCs/>
-          <w:i w:val="0"/>
-          <w:iCs w:val="0"/>
-          <w:color w:val="auto"/>
-          <w:sz w:val="20"/>
-          <w:szCs w:val="20"/>
-        </w:rPr>
-        <w:t xml:space="preserve">: </w:t>
-      </w:r>
-      <w:r>
-        <w:rPr>
-          <w:rFonts w:ascii="Arial" w:hAnsi="Arial" w:cs="Arial"/>
-          <w:b/>
-          <w:bCs/>
-          <w:i w:val="0"/>
-          <w:iCs w:val="0"/>
-          <w:color w:val="auto"/>
-          <w:sz w:val="20"/>
-          <w:szCs w:val="20"/>
-        </w:rPr>
-        <w:t>C</w:t>
-      </w:r>
-      <w:r>
-        <w:rPr>
-          <w:rFonts w:ascii="Arial" w:hAnsi="Arial" w:cs="Arial"/>
-          <w:b/>
-          <w:bCs/>
-          <w:i w:val="0"/>
-          <w:iCs w:val="0"/>
-          <w:color w:val="auto"/>
-          <w:sz w:val="20"/>
-          <w:szCs w:val="20"/>
-        </w:rPr>
-        <w:t>E</w:t>
-      </w:r>
-      <w:r>
-        <w:rPr>
-          <w:rFonts w:ascii="Arial" w:hAnsi="Arial" w:cs="Arial"/>
-          <w:b/>
-          <w:bCs/>
-          <w:i w:val="0"/>
-          <w:iCs w:val="0"/>
-          <w:color w:val="auto"/>
-          <w:sz w:val="20"/>
-          <w:szCs w:val="20"/>
-        </w:rPr>
-        <w:t xml:space="preserve"> </w:t>
-      </w:r>
-      <w:proofErr w:type="spellStart"/>
-      <w:r>
-        <w:rPr>
-          <w:rFonts w:ascii="Arial" w:hAnsi="Arial" w:cs="Arial"/>
-          <w:b/>
-          <w:bCs/>
-          <w:i w:val="0"/>
-          <w:iCs w:val="0"/>
-          <w:color w:val="auto"/>
-          <w:sz w:val="20"/>
-          <w:szCs w:val="20"/>
-        </w:rPr>
-        <w:t>plot_Line_</w:t>
-      </w:r>
-      <w:r>
-        <w:rPr>
-          <w:rFonts w:ascii="Arial" w:hAnsi="Arial" w:cs="Arial"/>
-          <w:b/>
-          <w:bCs/>
-          <w:i w:val="0"/>
-          <w:iCs w:val="0"/>
-          <w:color w:val="auto"/>
-          <w:sz w:val="20"/>
-          <w:szCs w:val="20"/>
-        </w:rPr>
-        <w:t>Quasi</w:t>
-      </w:r>
-      <w:proofErr w:type="spellEnd"/>
-      <w:r>
-        <w:rPr>
-          <w:rFonts w:ascii="Arial" w:hAnsi="Arial" w:cs="Arial"/>
-          <w:b/>
-          <w:bCs/>
-          <w:i w:val="0"/>
-          <w:iCs w:val="0"/>
-          <w:color w:val="auto"/>
-          <w:sz w:val="20"/>
-          <w:szCs w:val="20"/>
-        </w:rPr>
-        <w:t>-</w:t>
-      </w:r>
-      <w:r>
-        <w:rPr>
-          <w:rFonts w:ascii="Arial" w:hAnsi="Arial" w:cs="Arial"/>
-          <w:b/>
-          <w:bCs/>
-          <w:i w:val="0"/>
-          <w:iCs w:val="0"/>
-          <w:color w:val="auto"/>
-          <w:sz w:val="20"/>
-          <w:szCs w:val="20"/>
-        </w:rPr>
-        <w:t>peak</w:t>
-      </w:r>
-      <w:r>
-        <w:rPr>
-          <w:rFonts w:ascii="Arial" w:hAnsi="Arial" w:cs="Arial"/>
-          <w:b/>
-          <w:bCs/>
-          <w:i w:val="0"/>
-          <w:iCs w:val="0"/>
-          <w:color w:val="auto"/>
-          <w:sz w:val="20"/>
-          <w:szCs w:val="20"/>
-        </w:rPr>
-        <w:t xml:space="preserve"> &amp; </w:t>
-      </w:r>
-      <w:r>
-        <w:rPr>
-          <w:rFonts w:ascii="Arial" w:hAnsi="Arial" w:cs="Arial"/>
-          <w:b/>
-          <w:bCs/>
-          <w:i w:val="0"/>
-          <w:iCs w:val="0"/>
-          <w:color w:val="auto"/>
-          <w:sz w:val="20"/>
-          <w:szCs w:val="20"/>
-        </w:rPr>
-        <w:t>Average</w:t>
-      </w:r>
-      <w:r>
-        <w:rPr>
-          <w:rFonts w:ascii="Arial" w:hAnsi="Arial" w:cs="Arial"/>
-          <w:b/>
-          <w:bCs/>
-          <w:i w:val="0"/>
-          <w:iCs w:val="0"/>
-          <w:color w:val="auto"/>
-          <w:sz w:val="20"/>
-          <w:szCs w:val="20"/>
-        </w:rPr>
-        <w:t>_</w:t>
-      </w:r>
-      <w:r>
-        <w:rPr>
-          <w:rFonts w:ascii="Arial" w:hAnsi="Arial" w:cs="Arial"/>
-          <w:b/>
-          <w:bCs/>
-          <w:i w:val="0"/>
-          <w:iCs w:val="0"/>
-          <w:color w:val="auto"/>
-          <w:sz w:val="20"/>
-          <w:szCs w:val="20"/>
-        </w:rPr>
-        <w:t xml:space="preserve">0.15MHz </w:t>
-      </w:r>
-      <w:r>
-        <w:rPr>
-          <w:rFonts w:ascii="Arial" w:hAnsi="Arial" w:cs="Arial"/>
-          <w:b/>
-          <w:bCs/>
-          <w:i w:val="0"/>
-          <w:iCs w:val="0"/>
-          <w:color w:val="auto"/>
-          <w:sz w:val="20"/>
-          <w:szCs w:val="20"/>
-        </w:rPr>
-        <w:t>-</w:t>
-      </w:r>
-      <w:r>
-        <w:rPr>
-          <w:rFonts w:ascii="Arial" w:hAnsi="Arial" w:cs="Arial"/>
-          <w:b/>
-          <w:bCs/>
-          <w:i w:val="0"/>
-          <w:iCs w:val="0"/>
-          <w:color w:val="auto"/>
-          <w:sz w:val="20"/>
-          <w:szCs w:val="20"/>
-        </w:rPr>
-        <w:t xml:space="preserve"> </w:t>
-      </w:r>
-      <w:r>
-        <w:rPr>
-          <w:rFonts w:ascii="Arial" w:hAnsi="Arial" w:cs="Arial"/>
-          <w:b/>
-          <w:bCs/>
-          <w:i w:val="0"/>
-          <w:iCs w:val="0"/>
-          <w:color w:val="auto"/>
-          <w:sz w:val="20"/>
-          <w:szCs w:val="20"/>
-        </w:rPr>
-        <w:t>30MHz</w:t>
-      </w:r>
-      <w:bookmarkEnd w:id="134"/>
     </w:p>
     <w:p>
       <w:pPr>
@@ -4021,270 +3757,19 @@
         </w:rPr>
       </w:pPr>
       <w:bookmarkStart w:id="136" w:name="_Toc225977163"/>
+      <w:proofErr w:type="spellStart"/>
+      <w:proofErr w:type="spellEnd"/>
+      <w:bookmarkEnd w:id="136"/>
       <w:r>
         <w:rPr>
-          <w:rFonts w:ascii="Arial" w:hAnsi="Arial" w:cs="Arial"/>
+          <w:rFonts w:ascii="Arial" w:hAnsi="Arial"/>
           <w:b/>
-          <w:bCs/>
           <w:i w:val="0"/>
-          <w:iCs w:val="0"/>
-          <w:color w:val="auto"/>
+          <w:color w:val="000000"/>
           <w:sz w:val="20"/>
-          <w:szCs w:val="20"/>
-        </w:rPr>
-        <w:t xml:space="preserve">Figure </w:t>
+        </w:rPr>
+        <w:t>{{ rec.neutral_caption }}</w:t>
       </w:r>
-      <w:r>
-        <w:rPr>
-          <w:rFonts w:ascii="Arial" w:hAnsi="Arial" w:cs="Arial"/>
-          <w:b/>
-          <w:bCs/>
-          <w:i w:val="0"/>
-          <w:iCs w:val="0"/>
-          <w:color w:val="auto"/>
-          <w:sz w:val="20"/>
-          <w:szCs w:val="20"/>
-        </w:rPr>
-        <w:fldChar w:fldCharType="begin"/>
-      </w:r>
-      <w:r>
-        <w:rPr>
-          <w:rFonts w:ascii="Arial" w:hAnsi="Arial" w:cs="Arial"/>
-          <w:b/>
-          <w:bCs/>
-          <w:i w:val="0"/>
-          <w:iCs w:val="0"/>
-          <w:color w:val="auto"/>
-          <w:sz w:val="20"/>
-          <w:szCs w:val="20"/>
-        </w:rPr>
-        <w:instrText xml:space="preserve"> SEQ Figure \* ARABIC </w:instrText>
-      </w:r>
-      <w:r>
-        <w:rPr>
-          <w:rFonts w:ascii="Arial" w:hAnsi="Arial" w:cs="Arial"/>
-          <w:b/>
-          <w:bCs/>
-          <w:i w:val="0"/>
-          <w:iCs w:val="0"/>
-          <w:color w:val="auto"/>
-          <w:sz w:val="20"/>
-          <w:szCs w:val="20"/>
-        </w:rPr>
-        <w:fldChar w:fldCharType="separate"/>
-      </w:r>
-      <w:r>
-        <w:rPr>
-          <w:rFonts w:ascii="Arial" w:hAnsi="Arial" w:cs="Arial"/>
-          <w:b/>
-          <w:bCs/>
-          <w:i w:val="0"/>
-          <w:iCs w:val="0"/>
-          <w:noProof/>
-          <w:color w:val="auto"/>
-          <w:sz w:val="20"/>
-          <w:szCs w:val="20"/>
-        </w:rPr>
-        <w:t>2</w:t>
-      </w:r>
-      <w:r>
-        <w:rPr>
-          <w:rFonts w:ascii="Arial" w:hAnsi="Arial" w:cs="Arial"/>
-          <w:b/>
-          <w:bCs/>
-          <w:i w:val="0"/>
-          <w:iCs w:val="0"/>
-          <w:color w:val="auto"/>
-          <w:sz w:val="20"/>
-          <w:szCs w:val="20"/>
-        </w:rPr>
-        <w:fldChar w:fldCharType="end"/>
-      </w:r>
-      <w:r>
-        <w:rPr>
-          <w:rFonts w:ascii="Arial" w:hAnsi="Arial" w:cs="Arial"/>
-          <w:b/>
-          <w:bCs/>
-          <w:i w:val="0"/>
-          <w:iCs w:val="0"/>
-          <w:color w:val="auto"/>
-          <w:sz w:val="20"/>
-          <w:szCs w:val="20"/>
-        </w:rPr>
-        <w:t>: CE</w:t>
-      </w:r>
-      <w:r>
-        <w:rPr>
-          <w:rFonts w:ascii="Arial" w:hAnsi="Arial" w:cs="Arial"/>
-          <w:b/>
-          <w:bCs/>
-          <w:i w:val="0"/>
-          <w:iCs w:val="0"/>
-          <w:color w:val="auto"/>
-          <w:sz w:val="20"/>
-          <w:szCs w:val="20"/>
-        </w:rPr>
-        <w:t xml:space="preserve"> </w:t>
-      </w:r>
-      <w:proofErr w:type="spellStart"/>
-      <w:r>
-        <w:rPr>
-          <w:rFonts w:ascii="Arial" w:hAnsi="Arial" w:cs="Arial"/>
-          <w:b/>
-          <w:bCs/>
-          <w:i w:val="0"/>
-          <w:iCs w:val="0"/>
-          <w:color w:val="auto"/>
-          <w:sz w:val="20"/>
-          <w:szCs w:val="20"/>
-        </w:rPr>
-        <w:t>plot_</w:t>
-      </w:r>
-      <w:r>
-        <w:rPr>
-          <w:rFonts w:ascii="Arial" w:hAnsi="Arial" w:cs="Arial"/>
-          <w:b/>
-          <w:bCs/>
-          <w:i w:val="0"/>
-          <w:iCs w:val="0"/>
-          <w:color w:val="auto"/>
-          <w:sz w:val="20"/>
-          <w:szCs w:val="20"/>
-        </w:rPr>
-        <w:t>Neutral</w:t>
-      </w:r>
-      <w:r>
-        <w:rPr>
-          <w:rFonts w:ascii="Arial" w:hAnsi="Arial" w:cs="Arial"/>
-          <w:b/>
-          <w:bCs/>
-          <w:i w:val="0"/>
-          <w:iCs w:val="0"/>
-          <w:color w:val="auto"/>
-          <w:sz w:val="20"/>
-          <w:szCs w:val="20"/>
-        </w:rPr>
-        <w:t>_</w:t>
-      </w:r>
-      <w:r>
-        <w:rPr>
-          <w:rFonts w:ascii="Arial" w:hAnsi="Arial" w:cs="Arial"/>
-          <w:b/>
-          <w:bCs/>
-          <w:i w:val="0"/>
-          <w:iCs w:val="0"/>
-          <w:color w:val="auto"/>
-          <w:sz w:val="20"/>
-          <w:szCs w:val="20"/>
-        </w:rPr>
-        <w:t>Quasi</w:t>
-      </w:r>
-      <w:proofErr w:type="spellEnd"/>
-      <w:r>
-        <w:rPr>
-          <w:rFonts w:ascii="Arial" w:hAnsi="Arial" w:cs="Arial"/>
-          <w:b/>
-          <w:bCs/>
-          <w:i w:val="0"/>
-          <w:iCs w:val="0"/>
-          <w:color w:val="auto"/>
-          <w:sz w:val="20"/>
-          <w:szCs w:val="20"/>
-        </w:rPr>
-        <w:t>-</w:t>
-      </w:r>
-      <w:r>
-        <w:rPr>
-          <w:rFonts w:ascii="Arial" w:hAnsi="Arial" w:cs="Arial"/>
-          <w:b/>
-          <w:bCs/>
-          <w:i w:val="0"/>
-          <w:iCs w:val="0"/>
-          <w:color w:val="auto"/>
-          <w:sz w:val="20"/>
-          <w:szCs w:val="20"/>
-        </w:rPr>
-        <w:t>peak</w:t>
-      </w:r>
-      <w:r>
-        <w:rPr>
-          <w:rFonts w:ascii="Arial" w:hAnsi="Arial" w:cs="Arial"/>
-          <w:b/>
-          <w:bCs/>
-          <w:i w:val="0"/>
-          <w:iCs w:val="0"/>
-          <w:color w:val="auto"/>
-          <w:sz w:val="20"/>
-          <w:szCs w:val="20"/>
-        </w:rPr>
-        <w:t xml:space="preserve"> &amp; </w:t>
-      </w:r>
-      <w:r>
-        <w:rPr>
-          <w:rFonts w:ascii="Arial" w:hAnsi="Arial" w:cs="Arial"/>
-          <w:b/>
-          <w:bCs/>
-          <w:i w:val="0"/>
-          <w:iCs w:val="0"/>
-          <w:color w:val="auto"/>
-          <w:sz w:val="20"/>
-          <w:szCs w:val="20"/>
-        </w:rPr>
-        <w:t>Average</w:t>
-      </w:r>
-      <w:r>
-        <w:rPr>
-          <w:rFonts w:ascii="Arial" w:hAnsi="Arial" w:cs="Arial"/>
-          <w:b/>
-          <w:bCs/>
-          <w:i w:val="0"/>
-          <w:iCs w:val="0"/>
-          <w:color w:val="auto"/>
-          <w:sz w:val="20"/>
-          <w:szCs w:val="20"/>
-        </w:rPr>
-        <w:t>_</w:t>
-      </w:r>
-      <w:r>
-        <w:rPr>
-          <w:rFonts w:ascii="Arial" w:hAnsi="Arial" w:cs="Arial"/>
-          <w:b/>
-          <w:bCs/>
-          <w:i w:val="0"/>
-          <w:iCs w:val="0"/>
-          <w:color w:val="auto"/>
-          <w:sz w:val="20"/>
-          <w:szCs w:val="20"/>
-        </w:rPr>
-        <w:t xml:space="preserve">0.15MHz </w:t>
-      </w:r>
-      <w:r>
-        <w:rPr>
-          <w:rFonts w:ascii="Arial" w:hAnsi="Arial" w:cs="Arial"/>
-          <w:b/>
-          <w:bCs/>
-          <w:i w:val="0"/>
-          <w:iCs w:val="0"/>
-          <w:color w:val="auto"/>
-          <w:sz w:val="20"/>
-          <w:szCs w:val="20"/>
-        </w:rPr>
-        <w:t>-</w:t>
-      </w:r>
-      <w:r>
-        <w:rPr>
-          <w:rFonts w:ascii="Arial" w:hAnsi="Arial" w:cs="Arial"/>
-          <w:b/>
-          <w:bCs/>
-          <w:i w:val="0"/>
-          <w:iCs w:val="0"/>
-          <w:color w:val="auto"/>
-          <w:sz w:val="20"/>
-          <w:szCs w:val="20"/>
-        </w:rPr>
-        <w:t xml:space="preserve"> 30MHz</w:t>
-      </w:r>
-      <w:bookmarkEnd w:id="136"/>
     </w:p>
     <w:p>
       <w:pPr>
@@ -4959,214 +4444,19 @@
         </w:rPr>
       </w:pPr>
       <w:bookmarkStart w:id="139" w:name="_Toc225977172"/>
+      <w:proofErr w:type="spellStart"/>
+      <w:proofErr w:type="spellEnd"/>
+      <w:bookmarkEnd w:id="139"/>
       <w:r>
         <w:rPr>
-          <w:rStyle w:val="Hyperlink"/>
-          <w:rFonts w:ascii="Arial" w:hAnsi="Arial" w:cs="Arial"/>
+          <w:rFonts w:ascii="Arial" w:hAnsi="Arial"/>
           <w:b/>
-          <w:bCs/>
           <w:i w:val="0"/>
-          <w:iCs w:val="0"/>
-          <w:noProof/>
-          <w:color w:val="auto"/>
+          <w:color w:val="000000"/>
           <w:sz w:val="20"/>
-          <w:szCs w:val="20"/>
-          <w:u w:val="none"/>
-        </w:rPr>
-        <w:t>Photo</w:t>
+        </w:rPr>
+        <w:t>{{ photo_caption }}</w:t>
       </w:r>
-      <w:r>
-        <w:rPr>
-          <w:rStyle w:val="Hyperlink"/>
-          <w:rFonts w:ascii="Arial" w:hAnsi="Arial" w:cs="Arial"/>
-          <w:b/>
-          <w:bCs/>
-          <w:i w:val="0"/>
-          <w:iCs w:val="0"/>
-          <w:noProof/>
-          <w:color w:val="auto"/>
-          <w:u w:val="none"/>
-        </w:rPr>
-        <w:t xml:space="preserve"> </w:t>
-      </w:r>
-      <w:r>
-        <w:rPr>
-          <w:rStyle w:val="Hyperlink"/>
-          <w:rFonts w:ascii="Arial" w:hAnsi="Arial" w:cs="Arial"/>
-          <w:b/>
-          <w:bCs/>
-          <w:i w:val="0"/>
-          <w:iCs w:val="0"/>
-          <w:noProof/>
-          <w:color w:val="auto"/>
-          <w:sz w:val="20"/>
-          <w:szCs w:val="20"/>
-          <w:u w:val="none"/>
-        </w:rPr>
-        <w:fldChar w:fldCharType="begin"/>
-      </w:r>
-      <w:r>
-        <w:rPr>
-          <w:rStyle w:val="Hyperlink"/>
-          <w:rFonts w:ascii="Arial" w:hAnsi="Arial" w:cs="Arial"/>
-          <w:b/>
-          <w:bCs/>
-          <w:i w:val="0"/>
-          <w:iCs w:val="0"/>
-          <w:noProof/>
-          <w:color w:val="auto"/>
-          <w:sz w:val="20"/>
-          <w:szCs w:val="20"/>
-          <w:u w:val="none"/>
-        </w:rPr>
-        <w:instrText xml:space="preserve"> SEQ Photo \* ARABIC </w:instrText>
-      </w:r>
-      <w:r>
-        <w:rPr>
-          <w:rStyle w:val="Hyperlink"/>
-          <w:rFonts w:ascii="Arial" w:hAnsi="Arial" w:cs="Arial"/>
-          <w:b/>
-          <w:bCs/>
-          <w:i w:val="0"/>
-          <w:iCs w:val="0"/>
-          <w:noProof/>
-          <w:color w:val="auto"/>
-          <w:sz w:val="20"/>
-          <w:szCs w:val="20"/>
-          <w:u w:val="none"/>
-        </w:rPr>
-        <w:fldChar w:fldCharType="separate"/>
-      </w:r>
-      <w:r>
-        <w:rPr>
-          <w:rStyle w:val="Hyperlink"/>
-          <w:rFonts w:ascii="Arial" w:hAnsi="Arial" w:cs="Arial"/>
-          <w:b/>
-          <w:bCs/>
-          <w:i w:val="0"/>
-          <w:iCs w:val="0"/>
-          <w:noProof/>
-          <w:color w:val="auto"/>
-          <w:sz w:val="20"/>
-          <w:szCs w:val="20"/>
-          <w:u w:val="none"/>
-        </w:rPr>
-        <w:t>1</w:t>
-      </w:r>
-      <w:r>
-        <w:rPr>
-          <w:rStyle w:val="Hyperlink"/>
-          <w:rFonts w:ascii="Arial" w:hAnsi="Arial" w:cs="Arial"/>
-          <w:b/>
-          <w:bCs/>
-          <w:i w:val="0"/>
-          <w:iCs w:val="0"/>
-          <w:noProof/>
-          <w:color w:val="auto"/>
-          <w:sz w:val="20"/>
-          <w:szCs w:val="20"/>
-          <w:u w:val="none"/>
-        </w:rPr>
-        <w:fldChar w:fldCharType="end"/>
-      </w:r>
-      <w:r>
-        <w:rPr>
-          <w:rStyle w:val="Hyperlink"/>
-          <w:rFonts w:ascii="Arial" w:hAnsi="Arial" w:cs="Arial"/>
-          <w:b/>
-          <w:bCs/>
-          <w:i w:val="0"/>
-          <w:iCs w:val="0"/>
-          <w:noProof/>
-          <w:color w:val="auto"/>
-          <w:sz w:val="20"/>
-          <w:szCs w:val="20"/>
-          <w:u w:val="none"/>
-        </w:rPr>
-        <w:t>:</w:t>
-      </w:r>
-      <w:r>
-        <w:rPr>
-          <w:rStyle w:val="Hyperlink"/>
-          <w:rFonts w:ascii="Arial" w:hAnsi="Arial" w:cs="Arial"/>
-          <w:b/>
-          <w:bCs/>
-          <w:noProof/>
-          <w:color w:val="auto"/>
-          <w:sz w:val="20"/>
-          <w:szCs w:val="20"/>
-          <w:u w:val="none"/>
-        </w:rPr>
-        <w:t xml:space="preserve"> </w:t>
-      </w:r>
-      <w:r>
-        <w:rPr>
-          <w:rFonts w:ascii="Arial" w:hAnsi="Arial" w:cs="Arial"/>
-          <w:b/>
-          <w:bCs/>
-          <w:i w:val="0"/>
-          <w:iCs w:val="0"/>
-          <w:color w:val="auto"/>
-          <w:sz w:val="20"/>
-          <w:szCs w:val="20"/>
-        </w:rPr>
-        <w:t xml:space="preserve">CE test </w:t>
-      </w:r>
-      <w:proofErr w:type="spellStart"/>
-      <w:r>
-        <w:rPr>
-          <w:rFonts w:ascii="Arial" w:hAnsi="Arial" w:cs="Arial"/>
-          <w:b/>
-          <w:bCs/>
-          <w:i w:val="0"/>
-          <w:iCs w:val="0"/>
-          <w:color w:val="auto"/>
-          <w:sz w:val="20"/>
-          <w:szCs w:val="20"/>
-        </w:rPr>
-        <w:t>setup</w:t>
-      </w:r>
-      <w:r>
-        <w:rPr>
-          <w:rFonts w:ascii="Arial" w:hAnsi="Arial" w:cs="Arial"/>
-          <w:b/>
-          <w:bCs/>
-          <w:i w:val="0"/>
-          <w:iCs w:val="0"/>
-          <w:color w:val="auto"/>
-          <w:sz w:val="20"/>
-          <w:szCs w:val="20"/>
-        </w:rPr>
-        <w:t>_</w:t>
-      </w:r>
-      <w:r>
-        <w:rPr>
-          <w:rFonts w:ascii="Arial" w:hAnsi="Arial" w:cs="Arial"/>
-          <w:b/>
-          <w:bCs/>
-          <w:i w:val="0"/>
-          <w:iCs w:val="0"/>
-          <w:color w:val="auto"/>
-          <w:sz w:val="20"/>
-          <w:szCs w:val="20"/>
-        </w:rPr>
-        <w:t>Power</w:t>
-      </w:r>
-      <w:proofErr w:type="spellEnd"/>
-      <w:r>
-        <w:rPr>
-          <w:rFonts w:ascii="Arial" w:hAnsi="Arial" w:cs="Arial"/>
-          <w:b/>
-          <w:bCs/>
-          <w:i w:val="0"/>
-          <w:iCs w:val="0"/>
-          <w:color w:val="auto"/>
-          <w:sz w:val="20"/>
-          <w:szCs w:val="20"/>
-        </w:rPr>
-        <w:t xml:space="preserve"> Port</w:t>
-      </w:r>
-      <w:bookmarkEnd w:id="139"/>
     </w:p>
     <w:p>
       <w:pPr>

--- a/datasheet_gen/word_templates/IEC-FRM-504_CE.docx
+++ b/datasheet_gen/word_templates/IEC-FRM-504_CE.docx
@@ -3160,6 +3160,130 @@
     </w:p>
     <w:p>
       <w:pPr>
+        <w:pStyle w:val="Caption"/>
+        <w:spacing w:after="0" w:before="0"/>
+        <w:jc w:val="center"/>
+        <w:rPr>
+          <w:rFonts w:ascii="Arial" w:hAnsi="Arial" w:cs="Arial"/>
+          <w:b/>
+          <w:bCs/>
+          <w:i w:val="0"/>
+          <w:iCs w:val="0"/>
+          <w:color w:val="auto"/>
+          <w:sz w:val="20"/>
+          <w:szCs w:val="20"/>
+        </w:rPr>
+      </w:pPr>
+      <w:bookmarkStart w:id="134" w:name="_Toc225977162"/>
+      <w:proofErr w:type="spellStart"/>
+      <w:proofErr w:type="spellEnd"/>
+      <w:bookmarkEnd w:id="134"/>
+      <w:r>
+        <w:rPr>
+          <w:rFonts w:ascii="Arial" w:hAnsi="Arial"/>
+          <w:b/>
+          <w:i w:val="0"/>
+          <w:color w:val="000000"/>
+          <w:sz w:val="20"/>
+        </w:rPr>
+        <w:t xml:space="preserve">{%p if rec.plot_line_avg %}</w:t>
+      </w:r>
+    </w:p>
+    <w:p>
+      <w:pPr>
+        <w:pStyle w:val="Caption"/>
+        <w:spacing w:after="0" w:before="0"/>
+        <w:jc w:val="center"/>
+        <w:rPr>
+          <w:rFonts w:ascii="Arial" w:hAnsi="Arial" w:cs="Arial"/>
+          <w:b/>
+          <w:bCs/>
+          <w:i w:val="0"/>
+          <w:iCs w:val="0"/>
+          <w:color w:val="auto"/>
+          <w:sz w:val="20"/>
+          <w:szCs w:val="20"/>
+        </w:rPr>
+      </w:pPr>
+      <w:bookmarkStart w:id="134" w:name="_Toc225977162"/>
+      <w:proofErr w:type="spellStart"/>
+      <w:proofErr w:type="spellEnd"/>
+      <w:bookmarkEnd w:id="134"/>
+      <w:r>
+        <w:rPr>
+          <w:rFonts w:ascii="Arial" w:hAnsi="Arial"/>
+          <w:b/>
+          <w:i w:val="0"/>
+          <w:color w:val="000000"/>
+          <w:sz w:val="20"/>
+        </w:rPr>
+        <w:t xml:space="preserve">{{ rec.plot_line_avg }}</w:t>
+      </w:r>
+    </w:p>
+    <w:p>
+      <w:pPr>
+        <w:pStyle w:val="Caption"/>
+        <w:spacing w:after="0" w:before="0"/>
+        <w:jc w:val="center"/>
+        <w:rPr>
+          <w:rFonts w:ascii="Arial" w:hAnsi="Arial" w:cs="Arial"/>
+          <w:b/>
+          <w:bCs/>
+          <w:i w:val="0"/>
+          <w:iCs w:val="0"/>
+          <w:color w:val="auto"/>
+          <w:sz w:val="20"/>
+          <w:szCs w:val="20"/>
+        </w:rPr>
+      </w:pPr>
+      <w:bookmarkStart w:id="134" w:name="_Toc225977162"/>
+      <w:proofErr w:type="spellStart"/>
+      <w:proofErr w:type="spellEnd"/>
+      <w:bookmarkEnd w:id="134"/>
+      <w:r>
+        <w:rPr>
+          <w:rFonts w:ascii="Arial" w:hAnsi="Arial"/>
+          <w:b/>
+          <w:i w:val="0"/>
+          <w:color w:val="000000"/>
+          <w:sz w:val="20"/>
+        </w:rPr>
+        <w:t xml:space="preserve">{{ rec.line_avg_caption }}</w:t>
+      </w:r>
+    </w:p>
+    <w:p>
+      <w:pPr>
+        <w:pStyle w:val="Caption"/>
+        <w:spacing w:after="0" w:before="0"/>
+        <w:jc w:val="center"/>
+        <w:rPr>
+          <w:rFonts w:ascii="Arial" w:hAnsi="Arial" w:cs="Arial"/>
+          <w:b/>
+          <w:bCs/>
+          <w:i w:val="0"/>
+          <w:iCs w:val="0"/>
+          <w:color w:val="auto"/>
+          <w:sz w:val="20"/>
+          <w:szCs w:val="20"/>
+        </w:rPr>
+      </w:pPr>
+      <w:bookmarkStart w:id="134" w:name="_Toc225977162"/>
+      <w:proofErr w:type="spellStart"/>
+      <w:proofErr w:type="spellEnd"/>
+      <w:bookmarkEnd w:id="134"/>
+      <w:r>
+        <w:rPr>
+          <w:rFonts w:ascii="Arial" w:hAnsi="Arial"/>
+          <w:b/>
+          <w:i w:val="0"/>
+          <w:color w:val="000000"/>
+          <w:sz w:val="20"/>
+        </w:rPr>
+        <w:t xml:space="preserve">{%p endif %}</w:t>
+      </w:r>
+    </w:p>
+    <w:p>
+      <w:pPr>
         <w:spacing w:after="0"/>
         <w:jc w:val="center"/>
         <w:rPr>
@@ -3773,6 +3897,130 @@
     </w:p>
     <w:p>
       <w:pPr>
+        <w:pStyle w:val="Caption"/>
+        <w:spacing w:after="0" w:before="0"/>
+        <w:jc w:val="center"/>
+        <w:rPr>
+          <w:rFonts w:ascii="Arial" w:hAnsi="Arial" w:cs="Arial"/>
+          <w:b/>
+          <w:bCs/>
+          <w:i w:val="0"/>
+          <w:iCs w:val="0"/>
+          <w:color w:val="auto"/>
+          <w:sz w:val="20"/>
+          <w:szCs w:val="20"/>
+        </w:rPr>
+      </w:pPr>
+      <w:bookmarkStart w:id="136" w:name="_Toc225977163"/>
+      <w:proofErr w:type="spellStart"/>
+      <w:proofErr w:type="spellEnd"/>
+      <w:bookmarkEnd w:id="136"/>
+      <w:r>
+        <w:rPr>
+          <w:rFonts w:ascii="Arial" w:hAnsi="Arial"/>
+          <w:b/>
+          <w:i w:val="0"/>
+          <w:color w:val="000000"/>
+          <w:sz w:val="20"/>
+        </w:rPr>
+        <w:t xml:space="preserve">{%p if rec.plot_neutral_avg %}</w:t>
+      </w:r>
+    </w:p>
+    <w:p>
+      <w:pPr>
+        <w:pStyle w:val="Caption"/>
+        <w:spacing w:after="0" w:before="0"/>
+        <w:jc w:val="center"/>
+        <w:rPr>
+          <w:rFonts w:ascii="Arial" w:hAnsi="Arial" w:cs="Arial"/>
+          <w:b/>
+          <w:bCs/>
+          <w:i w:val="0"/>
+          <w:iCs w:val="0"/>
+          <w:color w:val="auto"/>
+          <w:sz w:val="20"/>
+          <w:szCs w:val="20"/>
+        </w:rPr>
+      </w:pPr>
+      <w:bookmarkStart w:id="136" w:name="_Toc225977163"/>
+      <w:proofErr w:type="spellStart"/>
+      <w:proofErr w:type="spellEnd"/>
+      <w:bookmarkEnd w:id="136"/>
+      <w:r>
+        <w:rPr>
+          <w:rFonts w:ascii="Arial" w:hAnsi="Arial"/>
+          <w:b/>
+          <w:i w:val="0"/>
+          <w:color w:val="000000"/>
+          <w:sz w:val="20"/>
+        </w:rPr>
+        <w:t xml:space="preserve">{{ rec.plot_neutral_avg }}</w:t>
+      </w:r>
+    </w:p>
+    <w:p>
+      <w:pPr>
+        <w:pStyle w:val="Caption"/>
+        <w:spacing w:after="0" w:before="0"/>
+        <w:jc w:val="center"/>
+        <w:rPr>
+          <w:rFonts w:ascii="Arial" w:hAnsi="Arial" w:cs="Arial"/>
+          <w:b/>
+          <w:bCs/>
+          <w:i w:val="0"/>
+          <w:iCs w:val="0"/>
+          <w:color w:val="auto"/>
+          <w:sz w:val="20"/>
+          <w:szCs w:val="20"/>
+        </w:rPr>
+      </w:pPr>
+      <w:bookmarkStart w:id="136" w:name="_Toc225977163"/>
+      <w:proofErr w:type="spellStart"/>
+      <w:proofErr w:type="spellEnd"/>
+      <w:bookmarkEnd w:id="136"/>
+      <w:r>
+        <w:rPr>
+          <w:rFonts w:ascii="Arial" w:hAnsi="Arial"/>
+          <w:b/>
+          <w:i w:val="0"/>
+          <w:color w:val="000000"/>
+          <w:sz w:val="20"/>
+        </w:rPr>
+        <w:t xml:space="preserve">{{ rec.neutral_avg_caption }}</w:t>
+      </w:r>
+    </w:p>
+    <w:p>
+      <w:pPr>
+        <w:pStyle w:val="Caption"/>
+        <w:spacing w:after="0" w:before="0"/>
+        <w:jc w:val="center"/>
+        <w:rPr>
+          <w:rFonts w:ascii="Arial" w:hAnsi="Arial" w:cs="Arial"/>
+          <w:b/>
+          <w:bCs/>
+          <w:i w:val="0"/>
+          <w:iCs w:val="0"/>
+          <w:color w:val="auto"/>
+          <w:sz w:val="20"/>
+          <w:szCs w:val="20"/>
+        </w:rPr>
+      </w:pPr>
+      <w:bookmarkStart w:id="136" w:name="_Toc225977163"/>
+      <w:proofErr w:type="spellStart"/>
+      <w:proofErr w:type="spellEnd"/>
+      <w:bookmarkEnd w:id="136"/>
+      <w:r>
+        <w:rPr>
+          <w:rFonts w:ascii="Arial" w:hAnsi="Arial"/>
+          <w:b/>
+          <w:i w:val="0"/>
+          <w:color w:val="000000"/>
+          <w:sz w:val="20"/>
+        </w:rPr>
+        <w:t xml:space="preserve">{%p endif %}</w:t>
+      </w:r>
+    </w:p>
+    <w:p>
+      <w:pPr>
         <w:spacing w:after="0"/>
         <w:jc w:val="center"/>
         <w:rPr>
@@ -4363,6 +4611,55 @@
     </w:tbl>
     <w:p>
       <w:r>
+        <w:t xml:space="preserve">{%p for img in rec.extra_images %}</w:t>
+      </w:r>
+    </w:p>
+    <w:p>
+      <w:pPr>
+        <w:spacing w:before="0" w:after="0"/>
+      </w:pPr>
+      <w:r>
+        <w:t xml:space="preserve">{{ img.img }}</w:t>
+      </w:r>
+    </w:p>
+    <w:p>
+      <w:pPr>
+        <w:pStyle w:val="Caption"/>
+        <w:spacing w:after="0" w:before="0"/>
+        <w:jc w:val="center"/>
+        <w:rPr>
+          <w:rFonts w:ascii="Arial" w:hAnsi="Arial" w:cs="Arial"/>
+          <w:b/>
+          <w:bCs/>
+          <w:i w:val="0"/>
+          <w:iCs w:val="0"/>
+          <w:color w:val="auto"/>
+          <w:sz w:val="20"/>
+          <w:szCs w:val="20"/>
+        </w:rPr>
+      </w:pPr>
+      <w:bookmarkStart w:id="134" w:name="_Toc225977162"/>
+      <w:proofErr w:type="spellStart"/>
+      <w:proofErr w:type="spellEnd"/>
+      <w:bookmarkEnd w:id="134"/>
+      <w:r>
+        <w:rPr>
+          <w:rFonts w:ascii="Arial" w:hAnsi="Arial"/>
+          <w:b/>
+          <w:i w:val="0"/>
+          <w:color w:val="000000"/>
+          <w:sz w:val="20"/>
+        </w:rPr>
+        <w:t xml:space="preserve">{{ img.caption }}</w:t>
+      </w:r>
+    </w:p>
+    <w:p>
+      <w:r>
+        <w:t xml:space="preserve">{%p endfor %}</w:t>
+      </w:r>
+    </w:p>
+    <w:p>
+      <w:r>
         <w:t>{%p endfor %}</w:t>
       </w:r>
     </w:p>
@@ -4456,6 +4753,55 @@
           <w:sz w:val="20"/>
         </w:rPr>
         <w:t>{{ photo_caption }}</w:t>
+      </w:r>
+    </w:p>
+    <w:p>
+      <w:r>
+        <w:t xml:space="preserve">{%p for pic in ce_extra_photos %}</w:t>
+      </w:r>
+    </w:p>
+    <w:p>
+      <w:pPr>
+        <w:spacing w:before="0" w:after="0"/>
+      </w:pPr>
+      <w:r>
+        <w:t xml:space="preserve">{{ pic.img }}</w:t>
+      </w:r>
+    </w:p>
+    <w:p>
+      <w:pPr>
+        <w:pStyle w:val="Caption"/>
+        <w:spacing w:after="0" w:before="0"/>
+        <w:jc w:val="center"/>
+        <w:rPr>
+          <w:rFonts w:ascii="Arial" w:hAnsi="Arial" w:cs="Arial"/>
+          <w:b/>
+          <w:bCs/>
+          <w:i w:val="0"/>
+          <w:iCs w:val="0"/>
+          <w:color w:val="auto"/>
+          <w:sz w:val="20"/>
+          <w:szCs w:val="20"/>
+        </w:rPr>
+      </w:pPr>
+      <w:bookmarkStart w:id="139" w:name="_Toc225977172"/>
+      <w:proofErr w:type="spellStart"/>
+      <w:proofErr w:type="spellEnd"/>
+      <w:bookmarkEnd w:id="139"/>
+      <w:r>
+        <w:rPr>
+          <w:rFonts w:ascii="Arial" w:hAnsi="Arial"/>
+          <w:b/>
+          <w:i w:val="0"/>
+          <w:color w:val="000000"/>
+          <w:sz w:val="20"/>
+        </w:rPr>
+        <w:t xml:space="preserve">{{ pic.caption }}</w:t>
+      </w:r>
+    </w:p>
+    <w:p>
+      <w:r>
+        <w:t xml:space="preserve">{%p endfor %}</w:t>
       </w:r>
     </w:p>
     <w:p>

--- a/datasheet_gen/word_templates/IEC-FRM-504_CE.docx
+++ b/datasheet_gen/word_templates/IEC-FRM-504_CE.docx
@@ -3124,7 +3124,7 @@
         <w:spacing w:before="0" w:after="0"/>
       </w:pPr>
       <w:r>
-        <w:t>{{ rec.plot_line }}</w:t>
+        <w:t xml:space="preserve">{{ rec.plot_line }}</w:t>
       </w:r>
     </w:p>
     <w:p>
@@ -3155,13 +3155,14 @@
           <w:color w:val="000000"/>
           <w:sz w:val="20"/>
         </w:rPr>
-        <w:t>{{ rec.line_caption }}</w:t>
+        <w:t xml:space="preserve">{{ rec.line_caption }}</w:t>
       </w:r>
     </w:p>
     <w:p>
       <w:pPr>
         <w:pStyle w:val="Caption"/>
-        <w:spacing w:after="0" w:before="0"/>
+        <w:keepNext/>
+        <w:spacing w:after="0"/>
         <w:jc w:val="center"/>
         <w:rPr>
           <w:rFonts w:ascii="Arial" w:hAnsi="Arial" w:cs="Arial"/>
@@ -3174,26 +3175,8 @@
           <w:szCs w:val="20"/>
         </w:rPr>
       </w:pPr>
-      <w:bookmarkStart w:id="134" w:name="_Toc225977162"/>
-      <w:proofErr w:type="spellStart"/>
-      <w:proofErr w:type="spellEnd"/>
-      <w:bookmarkEnd w:id="134"/>
+      <w:bookmarkStart w:id="135" w:name="_Toc225977197"/>
       <w:r>
-        <w:rPr>
-          <w:rFonts w:ascii="Arial" w:hAnsi="Arial"/>
-          <w:b/>
-          <w:i w:val="0"/>
-          <w:color w:val="000000"/>
-          <w:sz w:val="20"/>
-        </w:rPr>
-        <w:t xml:space="preserve">{%p if rec.plot_line_avg %}</w:t>
-      </w:r>
-    </w:p>
-    <w:p>
-      <w:pPr>
-        <w:pStyle w:val="Caption"/>
-        <w:spacing w:after="0" w:before="0"/>
-        <w:jc w:val="center"/>
         <w:rPr>
           <w:rFonts w:ascii="Arial" w:hAnsi="Arial" w:cs="Arial"/>
           <w:b/>
@@ -3204,336 +3187,10 @@
           <w:sz w:val="20"/>
           <w:szCs w:val="20"/>
         </w:rPr>
-      </w:pPr>
-      <w:bookmarkStart w:id="134" w:name="_Toc225977162"/>
+        <w:t xml:space="preserve">{{ rec.line_table_caption }}</w:t>
+      </w:r>
       <w:proofErr w:type="spellStart"/>
       <w:proofErr w:type="spellEnd"/>
-      <w:bookmarkEnd w:id="134"/>
-      <w:r>
-        <w:rPr>
-          <w:rFonts w:ascii="Arial" w:hAnsi="Arial"/>
-          <w:b/>
-          <w:i w:val="0"/>
-          <w:color w:val="000000"/>
-          <w:sz w:val="20"/>
-        </w:rPr>
-        <w:t xml:space="preserve">{{ rec.plot_line_avg }}</w:t>
-      </w:r>
-    </w:p>
-    <w:p>
-      <w:pPr>
-        <w:pStyle w:val="Caption"/>
-        <w:spacing w:after="0" w:before="0"/>
-        <w:jc w:val="center"/>
-        <w:rPr>
-          <w:rFonts w:ascii="Arial" w:hAnsi="Arial" w:cs="Arial"/>
-          <w:b/>
-          <w:bCs/>
-          <w:i w:val="0"/>
-          <w:iCs w:val="0"/>
-          <w:color w:val="auto"/>
-          <w:sz w:val="20"/>
-          <w:szCs w:val="20"/>
-        </w:rPr>
-      </w:pPr>
-      <w:bookmarkStart w:id="134" w:name="_Toc225977162"/>
-      <w:proofErr w:type="spellStart"/>
-      <w:proofErr w:type="spellEnd"/>
-      <w:bookmarkEnd w:id="134"/>
-      <w:r>
-        <w:rPr>
-          <w:rFonts w:ascii="Arial" w:hAnsi="Arial"/>
-          <w:b/>
-          <w:i w:val="0"/>
-          <w:color w:val="000000"/>
-          <w:sz w:val="20"/>
-        </w:rPr>
-        <w:t xml:space="preserve">{{ rec.line_avg_caption }}</w:t>
-      </w:r>
-    </w:p>
-    <w:p>
-      <w:pPr>
-        <w:pStyle w:val="Caption"/>
-        <w:spacing w:after="0" w:before="0"/>
-        <w:jc w:val="center"/>
-        <w:rPr>
-          <w:rFonts w:ascii="Arial" w:hAnsi="Arial" w:cs="Arial"/>
-          <w:b/>
-          <w:bCs/>
-          <w:i w:val="0"/>
-          <w:iCs w:val="0"/>
-          <w:color w:val="auto"/>
-          <w:sz w:val="20"/>
-          <w:szCs w:val="20"/>
-        </w:rPr>
-      </w:pPr>
-      <w:bookmarkStart w:id="134" w:name="_Toc225977162"/>
-      <w:proofErr w:type="spellStart"/>
-      <w:proofErr w:type="spellEnd"/>
-      <w:bookmarkEnd w:id="134"/>
-      <w:r>
-        <w:rPr>
-          <w:rFonts w:ascii="Arial" w:hAnsi="Arial"/>
-          <w:b/>
-          <w:i w:val="0"/>
-          <w:color w:val="000000"/>
-          <w:sz w:val="20"/>
-        </w:rPr>
-        <w:t xml:space="preserve">{%p endif %}</w:t>
-      </w:r>
-    </w:p>
-    <w:p>
-      <w:pPr>
-        <w:spacing w:after="0"/>
-        <w:jc w:val="center"/>
-        <w:rPr>
-          <w:rFonts w:ascii="Arial" w:hAnsi="Arial" w:cs="Arial"/>
-          <w:lang w:val="en-US"/>
-        </w:rPr>
-      </w:pPr>
-    </w:p>
-    <w:p>
-      <w:pPr>
-        <w:pStyle w:val="Caption"/>
-        <w:keepNext/>
-        <w:spacing w:after="0"/>
-        <w:jc w:val="center"/>
-        <w:rPr>
-          <w:rFonts w:ascii="Arial" w:hAnsi="Arial" w:cs="Arial"/>
-          <w:b/>
-          <w:bCs/>
-          <w:i w:val="0"/>
-          <w:iCs w:val="0"/>
-          <w:color w:val="auto"/>
-          <w:sz w:val="20"/>
-          <w:szCs w:val="20"/>
-        </w:rPr>
-      </w:pPr>
-      <w:bookmarkStart w:id="135" w:name="_Toc225977197"/>
-      <w:r>
-        <w:rPr>
-          <w:rFonts w:ascii="Arial" w:hAnsi="Arial" w:cs="Arial"/>
-          <w:b/>
-          <w:bCs/>
-          <w:i w:val="0"/>
-          <w:iCs w:val="0"/>
-          <w:color w:val="auto"/>
-          <w:sz w:val="20"/>
-          <w:szCs w:val="20"/>
-        </w:rPr>
-        <w:t xml:space="preserve">Table </w:t>
-      </w:r>
-      <w:r>
-        <w:rPr>
-          <w:rFonts w:ascii="Arial" w:hAnsi="Arial" w:cs="Arial"/>
-          <w:b/>
-          <w:bCs/>
-          <w:i w:val="0"/>
-          <w:iCs w:val="0"/>
-          <w:color w:val="auto"/>
-          <w:sz w:val="20"/>
-          <w:szCs w:val="20"/>
-        </w:rPr>
-        <w:fldChar w:fldCharType="begin"/>
-      </w:r>
-      <w:r>
-        <w:rPr>
-          <w:rFonts w:ascii="Arial" w:hAnsi="Arial" w:cs="Arial"/>
-          <w:b/>
-          <w:bCs/>
-          <w:i w:val="0"/>
-          <w:iCs w:val="0"/>
-          <w:color w:val="auto"/>
-          <w:sz w:val="20"/>
-          <w:szCs w:val="20"/>
-        </w:rPr>
-        <w:instrText xml:space="preserve"> SEQ Table \* ARABIC </w:instrText>
-      </w:r>
-      <w:r>
-        <w:rPr>
-          <w:rFonts w:ascii="Arial" w:hAnsi="Arial" w:cs="Arial"/>
-          <w:b/>
-          <w:bCs/>
-          <w:i w:val="0"/>
-          <w:iCs w:val="0"/>
-          <w:color w:val="auto"/>
-          <w:sz w:val="20"/>
-          <w:szCs w:val="20"/>
-        </w:rPr>
-        <w:fldChar w:fldCharType="separate"/>
-      </w:r>
-      <w:r>
-        <w:rPr>
-          <w:rFonts w:ascii="Arial" w:hAnsi="Arial" w:cs="Arial"/>
-          <w:b/>
-          <w:bCs/>
-          <w:i w:val="0"/>
-          <w:iCs w:val="0"/>
-          <w:noProof/>
-          <w:color w:val="auto"/>
-          <w:sz w:val="20"/>
-          <w:szCs w:val="20"/>
-        </w:rPr>
-        <w:t>1</w:t>
-      </w:r>
-      <w:r>
-        <w:rPr>
-          <w:rFonts w:ascii="Arial" w:hAnsi="Arial" w:cs="Arial"/>
-          <w:b/>
-          <w:bCs/>
-          <w:i w:val="0"/>
-          <w:iCs w:val="0"/>
-          <w:color w:val="auto"/>
-          <w:sz w:val="20"/>
-          <w:szCs w:val="20"/>
-        </w:rPr>
-        <w:fldChar w:fldCharType="end"/>
-      </w:r>
-      <w:r>
-        <w:rPr>
-          <w:rFonts w:ascii="Arial" w:hAnsi="Arial" w:cs="Arial"/>
-          <w:b/>
-          <w:bCs/>
-          <w:i w:val="0"/>
-          <w:iCs w:val="0"/>
-          <w:color w:val="auto"/>
-          <w:sz w:val="20"/>
-          <w:szCs w:val="20"/>
-        </w:rPr>
-        <w:t xml:space="preserve">: </w:t>
-      </w:r>
-      <w:proofErr w:type="spellStart"/>
-      <w:r>
-        <w:rPr>
-          <w:rFonts w:ascii="Arial" w:hAnsi="Arial" w:cs="Arial"/>
-          <w:b/>
-          <w:bCs/>
-          <w:i w:val="0"/>
-          <w:iCs w:val="0"/>
-          <w:color w:val="auto"/>
-          <w:sz w:val="20"/>
-          <w:szCs w:val="20"/>
-        </w:rPr>
-        <w:t>CE</w:t>
-      </w:r>
-      <w:r>
-        <w:rPr>
-          <w:rFonts w:ascii="Arial" w:hAnsi="Arial" w:cs="Arial"/>
-          <w:b/>
-          <w:bCs/>
-          <w:i w:val="0"/>
-          <w:iCs w:val="0"/>
-          <w:color w:val="auto"/>
-          <w:sz w:val="20"/>
-          <w:szCs w:val="20"/>
-        </w:rPr>
-        <w:t>_Line_</w:t>
-      </w:r>
-      <w:r>
-        <w:rPr>
-          <w:rFonts w:ascii="Arial" w:hAnsi="Arial" w:cs="Arial"/>
-          <w:b/>
-          <w:bCs/>
-          <w:i w:val="0"/>
-          <w:iCs w:val="0"/>
-          <w:color w:val="auto"/>
-          <w:sz w:val="20"/>
-          <w:szCs w:val="20"/>
-        </w:rPr>
-        <w:t>Quasi</w:t>
-      </w:r>
-      <w:proofErr w:type="spellEnd"/>
-      <w:r>
-        <w:rPr>
-          <w:rFonts w:ascii="Arial" w:hAnsi="Arial" w:cs="Arial"/>
-          <w:b/>
-          <w:bCs/>
-          <w:i w:val="0"/>
-          <w:iCs w:val="0"/>
-          <w:color w:val="auto"/>
-          <w:sz w:val="20"/>
-          <w:szCs w:val="20"/>
-        </w:rPr>
-        <w:t>-peak</w:t>
-      </w:r>
-      <w:r>
-        <w:rPr>
-          <w:rFonts w:ascii="Arial" w:hAnsi="Arial" w:cs="Arial"/>
-          <w:b/>
-          <w:bCs/>
-          <w:i w:val="0"/>
-          <w:iCs w:val="0"/>
-          <w:color w:val="auto"/>
-          <w:sz w:val="20"/>
-          <w:szCs w:val="20"/>
-        </w:rPr>
-        <w:t xml:space="preserve"> &amp; </w:t>
-      </w:r>
-      <w:r>
-        <w:rPr>
-          <w:rFonts w:ascii="Arial" w:hAnsi="Arial" w:cs="Arial"/>
-          <w:b/>
-          <w:bCs/>
-          <w:i w:val="0"/>
-          <w:iCs w:val="0"/>
-          <w:color w:val="auto"/>
-          <w:sz w:val="20"/>
-          <w:szCs w:val="20"/>
-        </w:rPr>
-        <w:t>Average</w:t>
-      </w:r>
-      <w:r>
-        <w:rPr>
-          <w:rFonts w:ascii="Arial" w:hAnsi="Arial" w:cs="Arial"/>
-          <w:b/>
-          <w:bCs/>
-          <w:i w:val="0"/>
-          <w:iCs w:val="0"/>
-          <w:color w:val="auto"/>
-          <w:sz w:val="20"/>
-          <w:szCs w:val="20"/>
-        </w:rPr>
-        <w:t>_</w:t>
-      </w:r>
-      <w:r>
-        <w:rPr>
-          <w:rFonts w:ascii="Arial" w:hAnsi="Arial" w:cs="Arial"/>
-          <w:b/>
-          <w:bCs/>
-          <w:i w:val="0"/>
-          <w:iCs w:val="0"/>
-          <w:color w:val="auto"/>
-          <w:sz w:val="20"/>
-          <w:szCs w:val="20"/>
-        </w:rPr>
-        <w:t xml:space="preserve">0.15MHz </w:t>
-      </w:r>
-      <w:r>
-        <w:rPr>
-          <w:rFonts w:ascii="Arial" w:hAnsi="Arial" w:cs="Arial"/>
-          <w:b/>
-          <w:bCs/>
-          <w:i w:val="0"/>
-          <w:iCs w:val="0"/>
-          <w:color w:val="auto"/>
-          <w:sz w:val="20"/>
-          <w:szCs w:val="20"/>
-        </w:rPr>
-        <w:t>-</w:t>
-      </w:r>
-      <w:r>
-        <w:rPr>
-          <w:rFonts w:ascii="Arial" w:hAnsi="Arial" w:cs="Arial"/>
-          <w:b/>
-          <w:bCs/>
-          <w:i w:val="0"/>
-          <w:iCs w:val="0"/>
-          <w:color w:val="auto"/>
-          <w:sz w:val="20"/>
-          <w:szCs w:val="20"/>
-        </w:rPr>
-        <w:t xml:space="preserve"> 30MHz</w:t>
-      </w:r>
       <w:bookmarkEnd w:id="135"/>
     </w:p>
     <w:tbl>
@@ -3543,14 +3200,9 @@
         <w:tblLook w:firstColumn="1" w:firstRow="1" w:lastColumn="0" w:lastRow="0" w:noHBand="0" w:noVBand="1" w:val="04A0"/>
       </w:tblPr>
       <w:tblGrid>
-        <w:gridCol w:w="1128"/>
-        <w:gridCol w:w="1128"/>
-        <w:gridCol w:w="1128"/>
-        <w:gridCol w:w="1128"/>
-        <w:gridCol w:w="1128"/>
-        <w:gridCol w:w="1128"/>
-        <w:gridCol w:w="1128"/>
-        <w:gridCol w:w="1128"/>
+        <w:gridCol w:w="3008"/>
+        <w:gridCol w:w="3008"/>
+        <w:gridCol w:w="3008"/>
       </w:tblGrid>
       <w:tr>
         <w:trPr>
@@ -3561,9 +3213,8 @@
             <w:tcW w:type="dxa" w:w="1128"/>
           </w:tcPr>
           <w:p>
-            <w:r/>
-            <w:r>
-              <w:t>Frequency (MHz)</w:t>
+            <w:r>
+              <w:t xml:space="preserve">{%tc for h in rec.line_headers %}</w:t>
             </w:r>
           </w:p>
         </w:tc>
@@ -3572,9 +3223,8 @@
             <w:tcW w:type="dxa" w:w="1128"/>
           </w:tcPr>
           <w:p>
-            <w:r/>
-            <w:r>
-              <w:t>Q-peak (dBµV)</w:t>
+            <w:r>
+              <w:t xml:space="preserve">{{ h }}</w:t>
             </w:r>
           </w:p>
         </w:tc>
@@ -3583,64 +3233,8 @@
             <w:tcW w:type="dxa" w:w="1128"/>
           </w:tcPr>
           <w:p>
-            <w:r/>
-            <w:r>
-              <w:t>Limit (dBµV)</w:t>
-            </w:r>
-          </w:p>
-        </w:tc>
-        <w:tc>
-          <w:tcPr>
-            <w:tcW w:type="dxa" w:w="1128"/>
-          </w:tcPr>
-          <w:p>
-            <w:r/>
-            <w:r>
-              <w:t>Margin (dB)</w:t>
-            </w:r>
-          </w:p>
-        </w:tc>
-        <w:tc>
-          <w:tcPr>
-            <w:tcW w:type="dxa" w:w="1128"/>
-          </w:tcPr>
-          <w:p>
-            <w:r/>
-            <w:r>
-              <w:t>Frequency (MHz)</w:t>
-            </w:r>
-          </w:p>
-        </w:tc>
-        <w:tc>
-          <w:tcPr>
-            <w:tcW w:type="dxa" w:w="1128"/>
-          </w:tcPr>
-          <w:p>
-            <w:r/>
-            <w:r>
-              <w:t>Average (dBµV)</w:t>
-            </w:r>
-          </w:p>
-        </w:tc>
-        <w:tc>
-          <w:tcPr>
-            <w:tcW w:type="dxa" w:w="1128"/>
-          </w:tcPr>
-          <w:p>
-            <w:r/>
-            <w:r>
-              <w:t>Limit (dBµV)</w:t>
-            </w:r>
-          </w:p>
-        </w:tc>
-        <w:tc>
-          <w:tcPr>
-            <w:tcW w:type="dxa" w:w="1128"/>
-          </w:tcPr>
-          <w:p>
-            <w:r/>
-            <w:r>
-              <w:t>Margin (dB)</w:t>
+            <w:r>
+              <w:t xml:space="preserve">{%tc endfor %}</w:t>
             </w:r>
           </w:p>
         </w:tc>
@@ -3651,53 +3245,10 @@
             <w:tcW w:type="dxa" w:w="1128"/>
           </w:tcPr>
           <w:p>
-            <w:r/>
-            <w:r>
-              <w:t>{%tr for r in rec.line_rows %}</w:t>
-            </w:r>
-          </w:p>
-        </w:tc>
-        <w:tc>
-          <w:tcPr>
-            <w:tcW w:type="dxa" w:w="1128"/>
-          </w:tcPr>
-          <w:p/>
-        </w:tc>
-        <w:tc>
-          <w:tcPr>
-            <w:tcW w:type="dxa" w:w="1128"/>
-          </w:tcPr>
-          <w:p/>
-        </w:tc>
-        <w:tc>
-          <w:tcPr>
-            <w:tcW w:type="dxa" w:w="1128"/>
-          </w:tcPr>
-          <w:p/>
-        </w:tc>
-        <w:tc>
-          <w:tcPr>
-            <w:tcW w:type="dxa" w:w="1128"/>
-          </w:tcPr>
-          <w:p/>
-        </w:tc>
-        <w:tc>
-          <w:tcPr>
-            <w:tcW w:type="dxa" w:w="1128"/>
-          </w:tcPr>
-          <w:p/>
-        </w:tc>
-        <w:tc>
-          <w:tcPr>
-            <w:tcW w:type="dxa" w:w="1128"/>
-          </w:tcPr>
-          <w:p/>
-        </w:tc>
-        <w:tc>
-          <w:tcPr>
-            <w:tcW w:type="dxa" w:w="1128"/>
-          </w:tcPr>
-          <w:p/>
+            <w:r>
+              <w:t xml:space="preserve">{%tr for r in rec.line_rows %}</w:t>
+            </w:r>
+          </w:p>
         </w:tc>
       </w:tr>
       <w:tr>
@@ -3706,9 +3257,8 @@
             <w:tcW w:type="dxa" w:w="1128"/>
           </w:tcPr>
           <w:p>
-            <w:r/>
-            <w:r>
-              <w:t>{{ r.qp_freq }}</w:t>
+            <w:r>
+              <w:t xml:space="preserve">{%tc for v in r.cells %}</w:t>
             </w:r>
           </w:p>
         </w:tc>
@@ -3717,9 +3267,8 @@
             <w:tcW w:type="dxa" w:w="1128"/>
           </w:tcPr>
           <w:p>
-            <w:r/>
-            <w:r>
-              <w:t>{{ r.qp }}</w:t>
+            <w:r>
+              <w:t xml:space="preserve">{{ v }}</w:t>
             </w:r>
           </w:p>
         </w:tc>
@@ -3728,64 +3277,8 @@
             <w:tcW w:type="dxa" w:w="1128"/>
           </w:tcPr>
           <w:p>
-            <w:r/>
-            <w:r>
-              <w:t>{{ r.qp_limit }}</w:t>
-            </w:r>
-          </w:p>
-        </w:tc>
-        <w:tc>
-          <w:tcPr>
-            <w:tcW w:type="dxa" w:w="1128"/>
-          </w:tcPr>
-          <w:p>
-            <w:r/>
-            <w:r>
-              <w:t>{{ r.qp_margin }}</w:t>
-            </w:r>
-          </w:p>
-        </w:tc>
-        <w:tc>
-          <w:tcPr>
-            <w:tcW w:type="dxa" w:w="1128"/>
-          </w:tcPr>
-          <w:p>
-            <w:r/>
-            <w:r>
-              <w:t>{{ r.avg_freq }}</w:t>
-            </w:r>
-          </w:p>
-        </w:tc>
-        <w:tc>
-          <w:tcPr>
-            <w:tcW w:type="dxa" w:w="1128"/>
-          </w:tcPr>
-          <w:p>
-            <w:r/>
-            <w:r>
-              <w:t>{{ r.avg }}</w:t>
-            </w:r>
-          </w:p>
-        </w:tc>
-        <w:tc>
-          <w:tcPr>
-            <w:tcW w:type="dxa" w:w="1128"/>
-          </w:tcPr>
-          <w:p>
-            <w:r/>
-            <w:r>
-              <w:t>{{ r.avg_limit }}</w:t>
-            </w:r>
-          </w:p>
-        </w:tc>
-        <w:tc>
-          <w:tcPr>
-            <w:tcW w:type="dxa" w:w="1128"/>
-          </w:tcPr>
-          <w:p>
-            <w:r/>
-            <w:r>
-              <w:t>{{ r.avg_margin }}</w:t>
+            <w:r>
+              <w:t xml:space="preserve">{%tc endfor %}</w:t>
             </w:r>
           </w:p>
         </w:tc>
@@ -3801,48 +3294,6 @@
               <w:t>{%tr endfor %}</w:t>
             </w:r>
           </w:p>
-        </w:tc>
-        <w:tc>
-          <w:tcPr>
-            <w:tcW w:type="dxa" w:w="1128"/>
-          </w:tcPr>
-          <w:p/>
-        </w:tc>
-        <w:tc>
-          <w:tcPr>
-            <w:tcW w:type="dxa" w:w="1128"/>
-          </w:tcPr>
-          <w:p/>
-        </w:tc>
-        <w:tc>
-          <w:tcPr>
-            <w:tcW w:type="dxa" w:w="1128"/>
-          </w:tcPr>
-          <w:p/>
-        </w:tc>
-        <w:tc>
-          <w:tcPr>
-            <w:tcW w:type="dxa" w:w="1128"/>
-          </w:tcPr>
-          <w:p/>
-        </w:tc>
-        <w:tc>
-          <w:tcPr>
-            <w:tcW w:type="dxa" w:w="1128"/>
-          </w:tcPr>
-          <w:p/>
-        </w:tc>
-        <w:tc>
-          <w:tcPr>
-            <w:tcW w:type="dxa" w:w="1128"/>
-          </w:tcPr>
-          <w:p/>
-        </w:tc>
-        <w:tc>
-          <w:tcPr>
-            <w:tcW w:type="dxa" w:w="1128"/>
-          </w:tcPr>
-          <w:p/>
         </w:tc>
       </w:tr>
     </w:tbl>
@@ -3855,13 +3306,16 @@
           <w:lang w:val="en-US"/>
         </w:rPr>
       </w:pPr>
+      <w:r>
+        <w:t xml:space="preserve"/>
+      </w:r>
     </w:p>
     <w:p>
       <w:pPr>
         <w:spacing w:before="0" w:after="0"/>
       </w:pPr>
       <w:r>
-        <w:t>{{ rec.plot_neutral }}</w:t>
+        <w:t xml:space="preserve">{{ rec.plot_neutral }}</w:t>
       </w:r>
     </w:p>
     <w:p>
@@ -3880,10 +3334,10 @@
           <w:szCs w:val="20"/>
         </w:rPr>
       </w:pPr>
-      <w:bookmarkStart w:id="136" w:name="_Toc225977163"/>
+      <w:bookmarkStart w:id="134" w:name="_Toc225977162"/>
       <w:proofErr w:type="spellStart"/>
       <w:proofErr w:type="spellEnd"/>
-      <w:bookmarkEnd w:id="136"/>
+      <w:bookmarkEnd w:id="134"/>
       <w:r>
         <w:rPr>
           <w:rFonts w:ascii="Arial" w:hAnsi="Arial"/>
@@ -3892,13 +3346,14 @@
           <w:color w:val="000000"/>
           <w:sz w:val="20"/>
         </w:rPr>
-        <w:t>{{ rec.neutral_caption }}</w:t>
+        <w:t xml:space="preserve">{{ rec.neutral_caption }}</w:t>
       </w:r>
     </w:p>
     <w:p>
       <w:pPr>
         <w:pStyle w:val="Caption"/>
-        <w:spacing w:after="0" w:before="0"/>
+        <w:keepNext/>
+        <w:spacing w:after="0"/>
         <w:jc w:val="center"/>
         <w:rPr>
           <w:rFonts w:ascii="Arial" w:hAnsi="Arial" w:cs="Arial"/>
@@ -3911,26 +3366,8 @@
           <w:szCs w:val="20"/>
         </w:rPr>
       </w:pPr>
-      <w:bookmarkStart w:id="136" w:name="_Toc225977163"/>
-      <w:proofErr w:type="spellStart"/>
-      <w:proofErr w:type="spellEnd"/>
-      <w:bookmarkEnd w:id="136"/>
+      <w:bookmarkStart w:id="135" w:name="_Toc225977197"/>
       <w:r>
-        <w:rPr>
-          <w:rFonts w:ascii="Arial" w:hAnsi="Arial"/>
-          <w:b/>
-          <w:i w:val="0"/>
-          <w:color w:val="000000"/>
-          <w:sz w:val="20"/>
-        </w:rPr>
-        <w:t xml:space="preserve">{%p if rec.plot_neutral_avg %}</w:t>
-      </w:r>
-    </w:p>
-    <w:p>
-      <w:pPr>
-        <w:pStyle w:val="Caption"/>
-        <w:spacing w:after="0" w:before="0"/>
-        <w:jc w:val="center"/>
         <w:rPr>
           <w:rFonts w:ascii="Arial" w:hAnsi="Arial" w:cs="Arial"/>
           <w:b/>
@@ -3941,363 +3378,11 @@
           <w:sz w:val="20"/>
           <w:szCs w:val="20"/>
         </w:rPr>
-      </w:pPr>
-      <w:bookmarkStart w:id="136" w:name="_Toc225977163"/>
+        <w:t xml:space="preserve">{{ rec.neutral_table_caption }}</w:t>
+      </w:r>
       <w:proofErr w:type="spellStart"/>
       <w:proofErr w:type="spellEnd"/>
-      <w:bookmarkEnd w:id="136"/>
-      <w:r>
-        <w:rPr>
-          <w:rFonts w:ascii="Arial" w:hAnsi="Arial"/>
-          <w:b/>
-          <w:i w:val="0"/>
-          <w:color w:val="000000"/>
-          <w:sz w:val="20"/>
-        </w:rPr>
-        <w:t xml:space="preserve">{{ rec.plot_neutral_avg }}</w:t>
-      </w:r>
-    </w:p>
-    <w:p>
-      <w:pPr>
-        <w:pStyle w:val="Caption"/>
-        <w:spacing w:after="0" w:before="0"/>
-        <w:jc w:val="center"/>
-        <w:rPr>
-          <w:rFonts w:ascii="Arial" w:hAnsi="Arial" w:cs="Arial"/>
-          <w:b/>
-          <w:bCs/>
-          <w:i w:val="0"/>
-          <w:iCs w:val="0"/>
-          <w:color w:val="auto"/>
-          <w:sz w:val="20"/>
-          <w:szCs w:val="20"/>
-        </w:rPr>
-      </w:pPr>
-      <w:bookmarkStart w:id="136" w:name="_Toc225977163"/>
-      <w:proofErr w:type="spellStart"/>
-      <w:proofErr w:type="spellEnd"/>
-      <w:bookmarkEnd w:id="136"/>
-      <w:r>
-        <w:rPr>
-          <w:rFonts w:ascii="Arial" w:hAnsi="Arial"/>
-          <w:b/>
-          <w:i w:val="0"/>
-          <w:color w:val="000000"/>
-          <w:sz w:val="20"/>
-        </w:rPr>
-        <w:t xml:space="preserve">{{ rec.neutral_avg_caption }}</w:t>
-      </w:r>
-    </w:p>
-    <w:p>
-      <w:pPr>
-        <w:pStyle w:val="Caption"/>
-        <w:spacing w:after="0" w:before="0"/>
-        <w:jc w:val="center"/>
-        <w:rPr>
-          <w:rFonts w:ascii="Arial" w:hAnsi="Arial" w:cs="Arial"/>
-          <w:b/>
-          <w:bCs/>
-          <w:i w:val="0"/>
-          <w:iCs w:val="0"/>
-          <w:color w:val="auto"/>
-          <w:sz w:val="20"/>
-          <w:szCs w:val="20"/>
-        </w:rPr>
-      </w:pPr>
-      <w:bookmarkStart w:id="136" w:name="_Toc225977163"/>
-      <w:proofErr w:type="spellStart"/>
-      <w:proofErr w:type="spellEnd"/>
-      <w:bookmarkEnd w:id="136"/>
-      <w:r>
-        <w:rPr>
-          <w:rFonts w:ascii="Arial" w:hAnsi="Arial"/>
-          <w:b/>
-          <w:i w:val="0"/>
-          <w:color w:val="000000"/>
-          <w:sz w:val="20"/>
-        </w:rPr>
-        <w:t xml:space="preserve">{%p endif %}</w:t>
-      </w:r>
-    </w:p>
-    <w:p>
-      <w:pPr>
-        <w:spacing w:after="0"/>
-        <w:jc w:val="center"/>
-        <w:rPr>
-          <w:rFonts w:ascii="Arial" w:hAnsi="Arial" w:cs="Arial"/>
-          <w:lang w:val="en-US"/>
-        </w:rPr>
-      </w:pPr>
-    </w:p>
-    <w:p>
-      <w:pPr>
-        <w:pStyle w:val="Caption"/>
-        <w:keepNext/>
-        <w:spacing w:after="0"/>
-        <w:jc w:val="center"/>
-        <w:rPr>
-          <w:rFonts w:ascii="Arial" w:hAnsi="Arial" w:cs="Arial"/>
-          <w:b/>
-          <w:bCs/>
-          <w:i w:val="0"/>
-          <w:iCs w:val="0"/>
-          <w:color w:val="auto"/>
-          <w:sz w:val="20"/>
-          <w:szCs w:val="20"/>
-        </w:rPr>
-      </w:pPr>
-      <w:bookmarkStart w:id="137" w:name="_Toc225977198"/>
-      <w:r>
-        <w:rPr>
-          <w:rFonts w:ascii="Arial" w:hAnsi="Arial" w:cs="Arial"/>
-          <w:b/>
-          <w:bCs/>
-          <w:i w:val="0"/>
-          <w:iCs w:val="0"/>
-          <w:color w:val="auto"/>
-          <w:sz w:val="20"/>
-          <w:szCs w:val="20"/>
-        </w:rPr>
-        <w:t xml:space="preserve">Table </w:t>
-      </w:r>
-      <w:r>
-        <w:rPr>
-          <w:rFonts w:ascii="Arial" w:hAnsi="Arial" w:cs="Arial"/>
-          <w:b/>
-          <w:bCs/>
-          <w:i w:val="0"/>
-          <w:iCs w:val="0"/>
-          <w:color w:val="auto"/>
-          <w:sz w:val="20"/>
-          <w:szCs w:val="20"/>
-        </w:rPr>
-        <w:fldChar w:fldCharType="begin"/>
-      </w:r>
-      <w:r>
-        <w:rPr>
-          <w:rFonts w:ascii="Arial" w:hAnsi="Arial" w:cs="Arial"/>
-          <w:b/>
-          <w:bCs/>
-          <w:i w:val="0"/>
-          <w:iCs w:val="0"/>
-          <w:color w:val="auto"/>
-          <w:sz w:val="20"/>
-          <w:szCs w:val="20"/>
-        </w:rPr>
-        <w:instrText xml:space="preserve"> SEQ Table \* ARABIC </w:instrText>
-      </w:r>
-      <w:r>
-        <w:rPr>
-          <w:rFonts w:ascii="Arial" w:hAnsi="Arial" w:cs="Arial"/>
-          <w:b/>
-          <w:bCs/>
-          <w:i w:val="0"/>
-          <w:iCs w:val="0"/>
-          <w:color w:val="auto"/>
-          <w:sz w:val="20"/>
-          <w:szCs w:val="20"/>
-        </w:rPr>
-        <w:fldChar w:fldCharType="separate"/>
-      </w:r>
-      <w:r>
-        <w:rPr>
-          <w:rFonts w:ascii="Arial" w:hAnsi="Arial" w:cs="Arial"/>
-          <w:b/>
-          <w:bCs/>
-          <w:i w:val="0"/>
-          <w:iCs w:val="0"/>
-          <w:noProof/>
-          <w:color w:val="auto"/>
-          <w:sz w:val="20"/>
-          <w:szCs w:val="20"/>
-        </w:rPr>
-        <w:t>2</w:t>
-      </w:r>
-      <w:r>
-        <w:rPr>
-          <w:rFonts w:ascii="Arial" w:hAnsi="Arial" w:cs="Arial"/>
-          <w:b/>
-          <w:bCs/>
-          <w:i w:val="0"/>
-          <w:iCs w:val="0"/>
-          <w:color w:val="auto"/>
-          <w:sz w:val="20"/>
-          <w:szCs w:val="20"/>
-        </w:rPr>
-        <w:fldChar w:fldCharType="end"/>
-      </w:r>
-      <w:r>
-        <w:rPr>
-          <w:rFonts w:ascii="Arial" w:hAnsi="Arial" w:cs="Arial"/>
-          <w:b/>
-          <w:bCs/>
-          <w:i w:val="0"/>
-          <w:iCs w:val="0"/>
-          <w:color w:val="auto"/>
-          <w:sz w:val="20"/>
-          <w:szCs w:val="20"/>
-        </w:rPr>
-        <w:t xml:space="preserve">: </w:t>
-      </w:r>
-      <w:proofErr w:type="spellStart"/>
-      <w:r>
-        <w:rPr>
-          <w:rFonts w:ascii="Arial" w:hAnsi="Arial" w:cs="Arial"/>
-          <w:b/>
-          <w:bCs/>
-          <w:i w:val="0"/>
-          <w:iCs w:val="0"/>
-          <w:color w:val="auto"/>
-          <w:sz w:val="20"/>
-          <w:szCs w:val="20"/>
-        </w:rPr>
-        <w:t>CE</w:t>
-      </w:r>
-      <w:r>
-        <w:rPr>
-          <w:rFonts w:ascii="Arial" w:hAnsi="Arial" w:cs="Arial"/>
-          <w:b/>
-          <w:bCs/>
-          <w:i w:val="0"/>
-          <w:iCs w:val="0"/>
-          <w:color w:val="auto"/>
-          <w:sz w:val="20"/>
-          <w:szCs w:val="20"/>
-        </w:rPr>
-        <w:t>_</w:t>
-      </w:r>
-      <w:r>
-        <w:rPr>
-          <w:rFonts w:ascii="Arial" w:hAnsi="Arial" w:cs="Arial"/>
-          <w:b/>
-          <w:bCs/>
-          <w:i w:val="0"/>
-          <w:iCs w:val="0"/>
-          <w:color w:val="auto"/>
-          <w:sz w:val="20"/>
-          <w:szCs w:val="20"/>
-        </w:rPr>
-        <w:t>Neutral</w:t>
-      </w:r>
-      <w:r>
-        <w:rPr>
-          <w:rFonts w:ascii="Arial" w:hAnsi="Arial" w:cs="Arial"/>
-          <w:b/>
-          <w:bCs/>
-          <w:i w:val="0"/>
-          <w:iCs w:val="0"/>
-          <w:color w:val="auto"/>
-          <w:sz w:val="20"/>
-          <w:szCs w:val="20"/>
-        </w:rPr>
-        <w:t>_</w:t>
-      </w:r>
-      <w:r>
-        <w:rPr>
-          <w:rFonts w:ascii="Arial" w:hAnsi="Arial" w:cs="Arial"/>
-          <w:b/>
-          <w:bCs/>
-          <w:i w:val="0"/>
-          <w:iCs w:val="0"/>
-          <w:color w:val="auto"/>
-          <w:sz w:val="20"/>
-          <w:szCs w:val="20"/>
-        </w:rPr>
-        <w:t>Quasi</w:t>
-      </w:r>
-      <w:proofErr w:type="spellEnd"/>
-      <w:r>
-        <w:rPr>
-          <w:rFonts w:ascii="Arial" w:hAnsi="Arial" w:cs="Arial"/>
-          <w:b/>
-          <w:bCs/>
-          <w:i w:val="0"/>
-          <w:iCs w:val="0"/>
-          <w:color w:val="auto"/>
-          <w:sz w:val="20"/>
-          <w:szCs w:val="20"/>
-        </w:rPr>
-        <w:t>-peak</w:t>
-      </w:r>
-      <w:r>
-        <w:rPr>
-          <w:rFonts w:ascii="Arial" w:hAnsi="Arial" w:cs="Arial"/>
-          <w:b/>
-          <w:bCs/>
-          <w:i w:val="0"/>
-          <w:iCs w:val="0"/>
-          <w:color w:val="auto"/>
-          <w:sz w:val="20"/>
-          <w:szCs w:val="20"/>
-        </w:rPr>
-        <w:t xml:space="preserve"> &amp; </w:t>
-      </w:r>
-      <w:r>
-        <w:rPr>
-          <w:rFonts w:ascii="Arial" w:hAnsi="Arial" w:cs="Arial"/>
-          <w:b/>
-          <w:bCs/>
-          <w:i w:val="0"/>
-          <w:iCs w:val="0"/>
-          <w:color w:val="auto"/>
-          <w:sz w:val="20"/>
-          <w:szCs w:val="20"/>
-        </w:rPr>
-        <w:t>Average</w:t>
-      </w:r>
-      <w:r>
-        <w:rPr>
-          <w:rFonts w:ascii="Arial" w:hAnsi="Arial" w:cs="Arial"/>
-          <w:b/>
-          <w:bCs/>
-          <w:i w:val="0"/>
-          <w:iCs w:val="0"/>
-          <w:color w:val="auto"/>
-          <w:sz w:val="20"/>
-          <w:szCs w:val="20"/>
-        </w:rPr>
-        <w:t>_</w:t>
-      </w:r>
-      <w:r>
-        <w:rPr>
-          <w:rFonts w:ascii="Arial" w:hAnsi="Arial" w:cs="Arial"/>
-          <w:b/>
-          <w:bCs/>
-          <w:i w:val="0"/>
-          <w:iCs w:val="0"/>
-          <w:color w:val="auto"/>
-          <w:sz w:val="20"/>
-          <w:szCs w:val="20"/>
-        </w:rPr>
-        <w:t xml:space="preserve">0.15MHz </w:t>
-      </w:r>
-      <w:r>
-        <w:rPr>
-          <w:rFonts w:ascii="Arial" w:hAnsi="Arial" w:cs="Arial"/>
-          <w:b/>
-          <w:bCs/>
-          <w:i w:val="0"/>
-          <w:iCs w:val="0"/>
-          <w:color w:val="auto"/>
-          <w:sz w:val="20"/>
-          <w:szCs w:val="20"/>
-        </w:rPr>
-        <w:t>-</w:t>
-      </w:r>
-      <w:r>
-        <w:rPr>
-          <w:rFonts w:ascii="Arial" w:hAnsi="Arial" w:cs="Arial"/>
-          <w:b/>
-          <w:bCs/>
-          <w:i w:val="0"/>
-          <w:iCs w:val="0"/>
-          <w:color w:val="auto"/>
-          <w:sz w:val="20"/>
-          <w:szCs w:val="20"/>
-        </w:rPr>
-        <w:t xml:space="preserve"> 30MHz</w:t>
-      </w:r>
-      <w:bookmarkEnd w:id="137"/>
+      <w:bookmarkEnd w:id="135"/>
     </w:p>
     <w:tbl>
       <w:tblPr>
@@ -4306,14 +3391,9 @@
         <w:tblLook w:firstColumn="1" w:firstRow="1" w:lastColumn="0" w:lastRow="0" w:noHBand="0" w:noVBand="1" w:val="04A0"/>
       </w:tblPr>
       <w:tblGrid>
-        <w:gridCol w:w="1128"/>
-        <w:gridCol w:w="1128"/>
-        <w:gridCol w:w="1128"/>
-        <w:gridCol w:w="1128"/>
-        <w:gridCol w:w="1128"/>
-        <w:gridCol w:w="1128"/>
-        <w:gridCol w:w="1128"/>
-        <w:gridCol w:w="1128"/>
+        <w:gridCol w:w="3008"/>
+        <w:gridCol w:w="3008"/>
+        <w:gridCol w:w="3008"/>
       </w:tblGrid>
       <w:tr>
         <w:trPr>
@@ -4324,9 +3404,8 @@
             <w:tcW w:type="dxa" w:w="1128"/>
           </w:tcPr>
           <w:p>
-            <w:r/>
-            <w:r>
-              <w:t>Frequency (MHz)</w:t>
+            <w:r>
+              <w:t xml:space="preserve">{%tc for h in rec.neutral_headers %}</w:t>
             </w:r>
           </w:p>
         </w:tc>
@@ -4335,9 +3414,8 @@
             <w:tcW w:type="dxa" w:w="1128"/>
           </w:tcPr>
           <w:p>
-            <w:r/>
-            <w:r>
-              <w:t>Q-peak (dBµV)</w:t>
+            <w:r>
+              <w:t xml:space="preserve">{{ h }}</w:t>
             </w:r>
           </w:p>
         </w:tc>
@@ -4346,64 +3424,8 @@
             <w:tcW w:type="dxa" w:w="1128"/>
           </w:tcPr>
           <w:p>
-            <w:r/>
-            <w:r>
-              <w:t>Limit (dBµV)</w:t>
-            </w:r>
-          </w:p>
-        </w:tc>
-        <w:tc>
-          <w:tcPr>
-            <w:tcW w:type="dxa" w:w="1128"/>
-          </w:tcPr>
-          <w:p>
-            <w:r/>
-            <w:r>
-              <w:t>Margin (dB)</w:t>
-            </w:r>
-          </w:p>
-        </w:tc>
-        <w:tc>
-          <w:tcPr>
-            <w:tcW w:type="dxa" w:w="1128"/>
-          </w:tcPr>
-          <w:p>
-            <w:r/>
-            <w:r>
-              <w:t>Frequency (MHz)</w:t>
-            </w:r>
-          </w:p>
-        </w:tc>
-        <w:tc>
-          <w:tcPr>
-            <w:tcW w:type="dxa" w:w="1128"/>
-          </w:tcPr>
-          <w:p>
-            <w:r/>
-            <w:r>
-              <w:t>Average (dBµV)</w:t>
-            </w:r>
-          </w:p>
-        </w:tc>
-        <w:tc>
-          <w:tcPr>
-            <w:tcW w:type="dxa" w:w="1128"/>
-          </w:tcPr>
-          <w:p>
-            <w:r/>
-            <w:r>
-              <w:t>Limit (dBµV)</w:t>
-            </w:r>
-          </w:p>
-        </w:tc>
-        <w:tc>
-          <w:tcPr>
-            <w:tcW w:type="dxa" w:w="1128"/>
-          </w:tcPr>
-          <w:p>
-            <w:r/>
-            <w:r>
-              <w:t>Margin (dB)</w:t>
+            <w:r>
+              <w:t xml:space="preserve">{%tc endfor %}</w:t>
             </w:r>
           </w:p>
         </w:tc>
@@ -4414,53 +3436,10 @@
             <w:tcW w:type="dxa" w:w="1128"/>
           </w:tcPr>
           <w:p>
-            <w:r/>
-            <w:r>
-              <w:t>{%tr for r in rec.neutral_rows %}</w:t>
-            </w:r>
-          </w:p>
-        </w:tc>
-        <w:tc>
-          <w:tcPr>
-            <w:tcW w:type="dxa" w:w="1128"/>
-          </w:tcPr>
-          <w:p/>
-        </w:tc>
-        <w:tc>
-          <w:tcPr>
-            <w:tcW w:type="dxa" w:w="1128"/>
-          </w:tcPr>
-          <w:p/>
-        </w:tc>
-        <w:tc>
-          <w:tcPr>
-            <w:tcW w:type="dxa" w:w="1128"/>
-          </w:tcPr>
-          <w:p/>
-        </w:tc>
-        <w:tc>
-          <w:tcPr>
-            <w:tcW w:type="dxa" w:w="1128"/>
-          </w:tcPr>
-          <w:p/>
-        </w:tc>
-        <w:tc>
-          <w:tcPr>
-            <w:tcW w:type="dxa" w:w="1128"/>
-          </w:tcPr>
-          <w:p/>
-        </w:tc>
-        <w:tc>
-          <w:tcPr>
-            <w:tcW w:type="dxa" w:w="1128"/>
-          </w:tcPr>
-          <w:p/>
-        </w:tc>
-        <w:tc>
-          <w:tcPr>
-            <w:tcW w:type="dxa" w:w="1128"/>
-          </w:tcPr>
-          <w:p/>
+            <w:r>
+              <w:t xml:space="preserve">{%tr for r in rec.neutral_rows %}</w:t>
+            </w:r>
+          </w:p>
         </w:tc>
       </w:tr>
       <w:tr>
@@ -4469,9 +3448,8 @@
             <w:tcW w:type="dxa" w:w="1128"/>
           </w:tcPr>
           <w:p>
-            <w:r/>
-            <w:r>
-              <w:t>{{ r.qp_freq }}</w:t>
+            <w:r>
+              <w:t xml:space="preserve">{%tc for v in r.cells %}</w:t>
             </w:r>
           </w:p>
         </w:tc>
@@ -4480,9 +3458,8 @@
             <w:tcW w:type="dxa" w:w="1128"/>
           </w:tcPr>
           <w:p>
-            <w:r/>
-            <w:r>
-              <w:t>{{ r.qp }}</w:t>
+            <w:r>
+              <w:t xml:space="preserve">{{ v }}</w:t>
             </w:r>
           </w:p>
         </w:tc>
@@ -4491,64 +3468,8 @@
             <w:tcW w:type="dxa" w:w="1128"/>
           </w:tcPr>
           <w:p>
-            <w:r/>
-            <w:r>
-              <w:t>{{ r.qp_limit }}</w:t>
-            </w:r>
-          </w:p>
-        </w:tc>
-        <w:tc>
-          <w:tcPr>
-            <w:tcW w:type="dxa" w:w="1128"/>
-          </w:tcPr>
-          <w:p>
-            <w:r/>
-            <w:r>
-              <w:t>{{ r.qp_margin }}</w:t>
-            </w:r>
-          </w:p>
-        </w:tc>
-        <w:tc>
-          <w:tcPr>
-            <w:tcW w:type="dxa" w:w="1128"/>
-          </w:tcPr>
-          <w:p>
-            <w:r/>
-            <w:r>
-              <w:t>{{ r.avg_freq }}</w:t>
-            </w:r>
-          </w:p>
-        </w:tc>
-        <w:tc>
-          <w:tcPr>
-            <w:tcW w:type="dxa" w:w="1128"/>
-          </w:tcPr>
-          <w:p>
-            <w:r/>
-            <w:r>
-              <w:t>{{ r.avg }}</w:t>
-            </w:r>
-          </w:p>
-        </w:tc>
-        <w:tc>
-          <w:tcPr>
-            <w:tcW w:type="dxa" w:w="1128"/>
-          </w:tcPr>
-          <w:p>
-            <w:r/>
-            <w:r>
-              <w:t>{{ r.avg_limit }}</w:t>
-            </w:r>
-          </w:p>
-        </w:tc>
-        <w:tc>
-          <w:tcPr>
-            <w:tcW w:type="dxa" w:w="1128"/>
-          </w:tcPr>
-          <w:p>
-            <w:r/>
-            <w:r>
-              <w:t>{{ r.avg_margin }}</w:t>
+            <w:r>
+              <w:t xml:space="preserve">{%tc endfor %}</w:t>
             </w:r>
           </w:p>
         </w:tc>
@@ -4565,50 +3486,21 @@
             </w:r>
           </w:p>
         </w:tc>
-        <w:tc>
-          <w:tcPr>
-            <w:tcW w:type="dxa" w:w="1128"/>
-          </w:tcPr>
-          <w:p/>
-        </w:tc>
-        <w:tc>
-          <w:tcPr>
-            <w:tcW w:type="dxa" w:w="1128"/>
-          </w:tcPr>
-          <w:p/>
-        </w:tc>
-        <w:tc>
-          <w:tcPr>
-            <w:tcW w:type="dxa" w:w="1128"/>
-          </w:tcPr>
-          <w:p/>
-        </w:tc>
-        <w:tc>
-          <w:tcPr>
-            <w:tcW w:type="dxa" w:w="1128"/>
-          </w:tcPr>
-          <w:p/>
-        </w:tc>
-        <w:tc>
-          <w:tcPr>
-            <w:tcW w:type="dxa" w:w="1128"/>
-          </w:tcPr>
-          <w:p/>
-        </w:tc>
-        <w:tc>
-          <w:tcPr>
-            <w:tcW w:type="dxa" w:w="1128"/>
-          </w:tcPr>
-          <w:p/>
-        </w:tc>
-        <w:tc>
-          <w:tcPr>
-            <w:tcW w:type="dxa" w:w="1128"/>
-          </w:tcPr>
-          <w:p/>
-        </w:tc>
       </w:tr>
     </w:tbl>
+    <w:p>
+      <w:pPr>
+        <w:spacing w:after="0"/>
+        <w:jc w:val="center"/>
+        <w:rPr>
+          <w:rFonts w:ascii="Arial" w:hAnsi="Arial" w:cs="Arial"/>
+          <w:lang w:val="en-US"/>
+        </w:rPr>
+      </w:pPr>
+      <w:r>
+        <w:t xml:space="preserve"/>
+      </w:r>
+    </w:p>
     <w:p>
       <w:r>
         <w:t xml:space="preserve">{%p for img in rec.extra_images %}</w:t>
